--- a/SRS_StudyFlow.docx
+++ b/SRS_StudyFlow.docx
@@ -1,6 +1,6 @@
 
 <file path=word/document.xml><?xml version="1.0" encoding="utf-8"?>
-<w:document xmlns:wpc="http://schemas.microsoft.com/office/word/2010/wordprocessingCanvas" xmlns:cx="http://schemas.microsoft.com/office/drawing/2014/chartex" xmlns:cx1="http://schemas.microsoft.com/office/drawing/2015/9/8/chartex" xmlns:cx2="http://schemas.microsoft.com/office/drawing/2015/10/21/chartex" xmlns:cx3="http://schemas.microsoft.com/office/drawing/2016/5/9/chartex" xmlns:cx4="http://schemas.microsoft.com/office/drawing/2016/5/10/chartex" xmlns:cx5="http://schemas.microsoft.com/office/drawing/2016/5/11/chartex" xmlns:cx6="http://schemas.microsoft.com/office/drawing/2016/5/12/chartex" xmlns:cx7="http://schemas.microsoft.com/office/drawing/2016/5/13/chartex" xmlns:cx8="http://schemas.microsoft.com/office/drawing/2016/5/14/chartex" xmlns:mc="http://schemas.openxmlformats.org/markup-compatibility/2006" xmlns:aink="http://schemas.microsoft.com/office/drawing/2016/ink" xmlns:am3d="http://schemas.microsoft.com/office/drawing/2017/model3d" xmlns:o="urn:schemas-microsoft-com:office:office" xmlns:oel="http://schemas.microsoft.com/office/2019/extlst" xmlns:r="http://schemas.openxmlformats.org/officeDocument/2006/relationships" xmlns:m="http://schemas.openxmlformats.org/officeDocument/2006/math" xmlns:v="urn:schemas-microsoft-com:vml" xmlns:wp14="http://schemas.microsoft.com/office/word/2010/wordprocessingDrawing" xmlns:wp="http://schemas.openxmlformats.org/drawingml/2006/wordprocessingDrawing" xmlns:w10="urn:schemas-microsoft-com:office:word" xmlns:w="http://schemas.openxmlformats.org/wordprocessingml/2006/main" xmlns:w14="http://schemas.microsoft.com/office/word/2010/wordml" xmlns:w15="http://schemas.microsoft.com/office/word/2012/wordml" xmlns:w16cex="http://schemas.microsoft.com/office/word/2018/wordml/cex" xmlns:w16cid="http://schemas.microsoft.com/office/word/2016/wordml/cid" xmlns:w16="http://schemas.microsoft.com/office/word/2018/wordml" xmlns:w16sdtdh="http://schemas.microsoft.com/office/word/2020/wordml/sdtdatahash" xmlns:w16se="http://schemas.microsoft.com/office/word/2015/wordml/symex" xmlns:wpg="http://schemas.microsoft.com/office/word/2010/wordprocessingGroup" xmlns:wpi="http://schemas.microsoft.com/office/word/2010/wordprocessingInk" xmlns:wne="http://schemas.microsoft.com/office/word/2006/wordml" xmlns:wps="http://schemas.microsoft.com/office/word/2010/wordprocessingShape" mc:Ignorable="w14 w15 w16se w16cid w16 w16cex w16sdtdh wp14">
+<w:document xmlns:wpc="http://schemas.microsoft.com/office/word/2010/wordprocessingCanvas" xmlns:cx="http://schemas.microsoft.com/office/drawing/2014/chartex" xmlns:cx1="http://schemas.microsoft.com/office/drawing/2015/9/8/chartex" xmlns:cx2="http://schemas.microsoft.com/office/drawing/2015/10/21/chartex" xmlns:cx3="http://schemas.microsoft.com/office/drawing/2016/5/9/chartex" xmlns:cx4="http://schemas.microsoft.com/office/drawing/2016/5/10/chartex" xmlns:cx5="http://schemas.microsoft.com/office/drawing/2016/5/11/chartex" xmlns:cx6="http://schemas.microsoft.com/office/drawing/2016/5/12/chartex" xmlns:cx7="http://schemas.microsoft.com/office/drawing/2016/5/13/chartex" xmlns:cx8="http://schemas.microsoft.com/office/drawing/2016/5/14/chartex" xmlns:mc="http://schemas.openxmlformats.org/markup-compatibility/2006" xmlns:aink="http://schemas.microsoft.com/office/drawing/2016/ink" xmlns:am3d="http://schemas.microsoft.com/office/drawing/2017/model3d" xmlns:o="urn:schemas-microsoft-com:office:office" xmlns:oel="http://schemas.microsoft.com/office/2019/extlst" xmlns:r="http://schemas.openxmlformats.org/officeDocument/2006/relationships" xmlns:m="http://schemas.openxmlformats.org/officeDocument/2006/math" xmlns:v="urn:schemas-microsoft-com:vml" xmlns:wp14="http://schemas.microsoft.com/office/word/2010/wordprocessingDrawing" xmlns:wp="http://schemas.openxmlformats.org/drawingml/2006/wordprocessingDrawing" xmlns:w10="urn:schemas-microsoft-com:office:word" xmlns:w="http://schemas.openxmlformats.org/wordprocessingml/2006/main" xmlns:w14="http://schemas.microsoft.com/office/word/2010/wordml" xmlns:w15="http://schemas.microsoft.com/office/word/2012/wordml" xmlns:w16cex="http://schemas.microsoft.com/office/word/2018/wordml/cex" xmlns:w16cid="http://schemas.microsoft.com/office/word/2016/wordml/cid" xmlns:w16="http://schemas.microsoft.com/office/word/2018/wordml" xmlns:w16du="http://schemas.microsoft.com/office/word/2023/wordml/word16du" xmlns:w16sdtdh="http://schemas.microsoft.com/office/word/2020/wordml/sdtdatahash" xmlns:w16se="http://schemas.microsoft.com/office/word/2015/wordml/symex" xmlns:wpg="http://schemas.microsoft.com/office/word/2010/wordprocessingGroup" xmlns:wpi="http://schemas.microsoft.com/office/word/2010/wordprocessingInk" xmlns:wne="http://schemas.microsoft.com/office/word/2006/wordml" xmlns:wps="http://schemas.microsoft.com/office/word/2010/wordprocessingShape" mc:Ignorable="w14 w15 w16se w16cid w16 w16cex w16sdtdh w16du wp14">
   <w:body>
     <w:p>
       <w:pPr>
@@ -73,6 +73,38 @@
       </w:pPr>
       <w:r>
         <w:t>Kelompok 1 RPL</w:t>
+      </w:r>
+    </w:p>
+    <w:p>
+      <w:pPr>
+        <w:jc w:val="right"/>
+      </w:pPr>
+      <w:r>
+        <w:t>Alzabilly Calvin</w:t>
+      </w:r>
+    </w:p>
+    <w:p>
+      <w:pPr>
+        <w:jc w:val="right"/>
+      </w:pPr>
+      <w:r>
+        <w:t>M. Zidan Maghribi</w:t>
+      </w:r>
+    </w:p>
+    <w:p>
+      <w:pPr>
+        <w:jc w:val="right"/>
+      </w:pPr>
+      <w:r>
+        <w:t>Zaki Aryo Wicaksono</w:t>
+      </w:r>
+    </w:p>
+    <w:p>
+      <w:pPr>
+        <w:jc w:val="right"/>
+      </w:pPr>
+      <w:r>
+        <w:t>Rafly Rahadian N</w:t>
       </w:r>
     </w:p>
     <w:p>
@@ -324,15 +356,7 @@
     </w:p>
     <w:p>
       <w:r>
-        <w:t xml:space="preserve">Dokumen Software Requirements Specification (SRS) ini menetapkan kebutuhan StudyFlow AI, aplikasi web pengelolaan tugas akademik mahasiswa. Dokumen ditujukan sebagai acuan pengembangan dan pengujian untuk fitur yang teridentifikasi dalam arsip proyek: autentikasi, mata kuliah, tugas, jadwal kuliah, materi tugas, bantuan AI, kuis materi, dashboard, dan </w:t>
-      </w:r>
-      <w:proofErr w:type="spellStart"/>
-      <w:r>
-        <w:t>pengingat</w:t>
-      </w:r>
-      <w:proofErr w:type="spellEnd"/>
-      <w:r>
-        <w:t xml:space="preserve"> </w:t>
+        <w:t xml:space="preserve">Dokumen Software Requirements Specification (SRS) ini menetapkan kebutuhan StudyFlow AI, aplikasi web pengelolaan tugas akademik mahasiswa. Dokumen ditujukan sebagai acuan pengembangan dan pengujian untuk fitur yang teridentifikasi dalam arsip proyek: autentikasi, mata kuliah, tugas, jadwal kuliah, materi tugas, bantuan AI, kuis materi, dashboard, dan pengingat </w:t>
       </w:r>
       <w:r>
         <w:t>Telegram</w:t>
@@ -412,45 +436,13 @@
     </w:p>
     <w:p>
       <w:r>
-        <w:t xml:space="preserve">StudyFlow AI adalah aplikasi web untuk membantu mahasiswa mengelola kegiatan akademik. Cakupan MVP meliputi akun, dashboard statistik, CRUD mata kuliah, CRUD jadwal kuliah mingguan, CRUD tugas dengan pencarian dan filter, detail tugas berisi checklist dan catatan, unggah materi PDF/TXT/Markdown, pembuatan breakdown dan rencana belajar dengan AI, rekomendasi prioritas, rangkuman catatan, analisis materi dan kuis AI, </w:t>
-      </w:r>
-      <w:proofErr w:type="spellStart"/>
-      <w:r>
-        <w:t>serta</w:t>
-      </w:r>
-      <w:proofErr w:type="spellEnd"/>
-      <w:r>
-        <w:t xml:space="preserve"> </w:t>
-      </w:r>
-      <w:proofErr w:type="spellStart"/>
-      <w:r>
-        <w:t>pengingat</w:t>
-      </w:r>
-      <w:proofErr w:type="spellEnd"/>
-      <w:r>
-        <w:t xml:space="preserve"> </w:t>
+        <w:t xml:space="preserve">StudyFlow AI adalah aplikasi web untuk membantu mahasiswa mengelola kegiatan akademik. Cakupan MVP meliputi akun, dashboard statistik, CRUD mata kuliah, CRUD jadwal kuliah mingguan, CRUD tugas dengan pencarian dan filter, detail tugas berisi checklist dan catatan, unggah materi PDF/TXT/Markdown, pembuatan breakdown dan rencana belajar dengan AI, rekomendasi prioritas, rangkuman catatan, analisis materi dan kuis AI, serta pengingat </w:t>
       </w:r>
       <w:r>
         <w:t>Telegram</w:t>
       </w:r>
       <w:r>
-        <w:t xml:space="preserve"> yang </w:t>
-      </w:r>
-      <w:proofErr w:type="spellStart"/>
-      <w:r>
-        <w:t>diaktifkan</w:t>
-      </w:r>
-      <w:proofErr w:type="spellEnd"/>
-      <w:r>
-        <w:t xml:space="preserve"> </w:t>
-      </w:r>
-      <w:proofErr w:type="spellStart"/>
-      <w:r>
-        <w:t>secara</w:t>
-      </w:r>
-      <w:proofErr w:type="spellEnd"/>
-      <w:r>
-        <w:t xml:space="preserve"> sukarela. Proyek tidak mencakup aplikasi native, PWA, push notification browser/mobile, OCR, impor Google Calendar, atau impor jadwal otomatis.</w:t>
+        <w:t xml:space="preserve"> yang diaktifkan secara sukarela. Proyek tidak mencakup aplikasi native, PWA, push notification browser/mobile, OCR, impor Google Calendar, atau impor jadwal otomatis.</w:t>
       </w:r>
     </w:p>
     <w:p>
@@ -509,45 +501,13 @@
     </w:p>
     <w:p>
       <w:r>
-        <w:t xml:space="preserve">StudyFlow AI adalah aplikasi web full-stack berbasis Next.js App Router. Antarmuka menggunakan React, TypeScript, dan Tailwind CSS. Supabase menyediakan autentikasi, PostgreSQL, Row Level Security (RLS), dan Storage. Fitur AI menggunakan Google Gemini melalui API route server-side. Pengingat </w:t>
-      </w:r>
-      <w:proofErr w:type="spellStart"/>
-      <w:r>
-        <w:t>otomatis</w:t>
-      </w:r>
-      <w:proofErr w:type="spellEnd"/>
-      <w:r>
-        <w:t xml:space="preserve"> </w:t>
-      </w:r>
-      <w:proofErr w:type="spellStart"/>
-      <w:r>
-        <w:t>menggunakan</w:t>
-      </w:r>
-      <w:proofErr w:type="spellEnd"/>
-      <w:r>
-        <w:t xml:space="preserve"> </w:t>
+        <w:t xml:space="preserve">StudyFlow AI adalah aplikasi web full-stack berbasis Next.js App Router. Antarmuka menggunakan React, TypeScript, dan Tailwind CSS. Supabase menyediakan autentikasi, PostgreSQL, Row Level Security (RLS), dan Storage. Fitur AI menggunakan Google Gemini melalui API route server-side. Pengingat otomatis menggunakan </w:t>
       </w:r>
       <w:r>
         <w:t>Bot Telegram</w:t>
       </w:r>
       <w:r>
-        <w:t xml:space="preserve"> </w:t>
-      </w:r>
-      <w:proofErr w:type="spellStart"/>
-      <w:r>
-        <w:t>melalui</w:t>
-      </w:r>
-      <w:proofErr w:type="spellEnd"/>
-      <w:r>
-        <w:t xml:space="preserve"> </w:t>
-      </w:r>
-      <w:proofErr w:type="spellStart"/>
-      <w:r>
-        <w:t>cron</w:t>
-      </w:r>
-      <w:proofErr w:type="spellEnd"/>
-      <w:r>
-        <w:t xml:space="preserve"> route dan Vercel Cron.</w:t>
+        <w:t xml:space="preserve"> melalui cron route dan Vercel Cron.</w:t>
       </w:r>
     </w:p>
     <w:p>
@@ -610,35 +570,14 @@
       <w:pPr>
         <w:pStyle w:val="ListBullet"/>
       </w:pPr>
-      <w:proofErr w:type="spellStart"/>
-      <w:r>
-        <w:t>Mengelola</w:t>
-      </w:r>
-      <w:proofErr w:type="spellEnd"/>
-      <w:r>
-        <w:t xml:space="preserve"> reminder </w:t>
+      <w:r>
+        <w:t xml:space="preserve">Mengelola reminder </w:t>
       </w:r>
       <w:r>
         <w:t>Telegram</w:t>
       </w:r>
       <w:r>
-        <w:t xml:space="preserve"> </w:t>
-      </w:r>
-      <w:proofErr w:type="spellStart"/>
-      <w:r>
-        <w:t>opsional</w:t>
-      </w:r>
-      <w:proofErr w:type="spellEnd"/>
-      <w:r>
-        <w:t xml:space="preserve"> dan </w:t>
-      </w:r>
-      <w:proofErr w:type="spellStart"/>
-      <w:r>
-        <w:t>menjaga</w:t>
-      </w:r>
-      <w:proofErr w:type="spellEnd"/>
-      <w:r>
-        <w:t xml:space="preserve"> pemisahan data antar akun.</w:t>
+        <w:t xml:space="preserve"> opsional dan menjaga pemisahan data antar akun.</w:t>
       </w:r>
     </w:p>
     <w:p>
@@ -813,15 +752,7 @@
         <w:t>Telegram</w:t>
       </w:r>
       <w:r>
-        <w:t xml:space="preserve">, dan CRON_SECRET </w:t>
-      </w:r>
-      <w:proofErr w:type="spellStart"/>
-      <w:r>
-        <w:t>tidak</w:t>
-      </w:r>
-      <w:proofErr w:type="spellEnd"/>
-      <w:r>
-        <w:t xml:space="preserve"> boleh diekspos ke browser.</w:t>
+        <w:t>, dan CRON_SECRET tidak boleh diekspos ke browser.</w:t>
       </w:r>
     </w:p>
     <w:p>
@@ -845,53 +776,13 @@
         <w:pStyle w:val="ListBullet"/>
       </w:pPr>
       <w:r>
-        <w:t xml:space="preserve">Deadline tugas </w:t>
-      </w:r>
-      <w:proofErr w:type="spellStart"/>
-      <w:r>
-        <w:t>menggunakan</w:t>
-      </w:r>
-      <w:proofErr w:type="spellEnd"/>
-      <w:r>
-        <w:t xml:space="preserve"> </w:t>
-      </w:r>
-      <w:proofErr w:type="spellStart"/>
-      <w:r>
-        <w:t>tanggal</w:t>
-      </w:r>
-      <w:proofErr w:type="spellEnd"/>
-      <w:r>
-        <w:t xml:space="preserve">; </w:t>
-      </w:r>
-      <w:proofErr w:type="spellStart"/>
-      <w:r>
-        <w:t>pengingat</w:t>
-      </w:r>
-      <w:proofErr w:type="spellEnd"/>
-      <w:r>
-        <w:t xml:space="preserve"> </w:t>
+        <w:t xml:space="preserve">Deadline tugas menggunakan tanggal; pengingat </w:t>
       </w:r>
       <w:r>
         <w:t>Telegram</w:t>
       </w:r>
       <w:r>
-        <w:t xml:space="preserve"> </w:t>
-      </w:r>
-      <w:proofErr w:type="spellStart"/>
-      <w:r>
-        <w:t>menggunakan</w:t>
-      </w:r>
-      <w:proofErr w:type="spellEnd"/>
-      <w:r>
-        <w:t xml:space="preserve"> zona </w:t>
-      </w:r>
-      <w:proofErr w:type="spellStart"/>
-      <w:r>
-        <w:t>waktu</w:t>
-      </w:r>
-      <w:proofErr w:type="spellEnd"/>
-      <w:r>
-        <w:t xml:space="preserve"> yang tersimpan pada pengaturan pengguna.</w:t>
+        <w:t xml:space="preserve"> menggunakan zona waktu yang tersimpan pada pengaturan pengguna.</w:t>
       </w:r>
     </w:p>
     <w:p>
@@ -932,23 +823,7 @@
         <w:pStyle w:val="ListBullet"/>
       </w:pPr>
       <w:r>
-        <w:t xml:space="preserve">Panduan menggunakan jadwal mingguan, materi tugas, fitur AI, </w:t>
-      </w:r>
-      <w:proofErr w:type="spellStart"/>
-      <w:r>
-        <w:t>kuis</w:t>
-      </w:r>
-      <w:proofErr w:type="spellEnd"/>
-      <w:r>
-        <w:t xml:space="preserve">, dan </w:t>
-      </w:r>
-      <w:proofErr w:type="spellStart"/>
-      <w:r>
-        <w:t>pengingat</w:t>
-      </w:r>
-      <w:proofErr w:type="spellEnd"/>
-      <w:r>
-        <w:t xml:space="preserve"> </w:t>
+        <w:t xml:space="preserve">Panduan menggunakan jadwal mingguan, materi tugas, fitur AI, kuis, dan pengingat </w:t>
       </w:r>
       <w:r>
         <w:t>Telegram</w:t>
@@ -986,45 +861,13 @@
         <w:pStyle w:val="ListBullet"/>
       </w:pPr>
       <w:r>
-        <w:t xml:space="preserve">README dan kode dalam arsip menjadi sumber cakupan fitur; </w:t>
-      </w:r>
-      <w:proofErr w:type="spellStart"/>
-      <w:r>
-        <w:t>layanan</w:t>
-      </w:r>
-      <w:proofErr w:type="spellEnd"/>
-      <w:r>
-        <w:t xml:space="preserve"> </w:t>
-      </w:r>
-      <w:proofErr w:type="spellStart"/>
-      <w:r>
-        <w:t>Supabase</w:t>
-      </w:r>
-      <w:proofErr w:type="spellEnd"/>
-      <w:r>
-        <w:t xml:space="preserve">, Gemini, </w:t>
+        <w:t xml:space="preserve">README dan kode dalam arsip menjadi sumber cakupan fitur; layanan Supabase, Gemini, </w:t>
       </w:r>
       <w:r>
         <w:t>Telegram</w:t>
       </w:r>
       <w:r>
-        <w:t xml:space="preserve">, dan </w:t>
-      </w:r>
-      <w:proofErr w:type="spellStart"/>
-      <w:r>
-        <w:t>Vercel</w:t>
-      </w:r>
-      <w:proofErr w:type="spellEnd"/>
-      <w:r>
-        <w:t xml:space="preserve"> </w:t>
-      </w:r>
-      <w:proofErr w:type="spellStart"/>
-      <w:r>
-        <w:t>perlu</w:t>
-      </w:r>
-      <w:proofErr w:type="spellEnd"/>
-      <w:r>
-        <w:t xml:space="preserve"> dikonfigurasi untuk fungsi terkait.</w:t>
+        <w:t>, dan Vercel perlu dikonfigurasi untuk fungsi terkait.</w:t>
       </w:r>
     </w:p>
     <w:p>
@@ -1040,29 +883,13 @@
         <w:pStyle w:val="ListBullet"/>
       </w:pPr>
       <w:r>
-        <w:t xml:space="preserve">Ketersediaan fitur AI dan pengingat bergantung pada </w:t>
-      </w:r>
-      <w:proofErr w:type="spellStart"/>
-      <w:r>
-        <w:t>kredensial</w:t>
-      </w:r>
-      <w:proofErr w:type="spellEnd"/>
-      <w:r>
-        <w:t xml:space="preserve"> Gemini dan </w:t>
+        <w:t xml:space="preserve">Ketersediaan fitur AI dan pengingat bergantung pada kredensial Gemini dan </w:t>
       </w:r>
       <w:r>
         <w:t>Telegram</w:t>
       </w:r>
       <w:r>
-        <w:t xml:space="preserve"> Cloud API; </w:t>
-      </w:r>
-      <w:proofErr w:type="spellStart"/>
-      <w:r>
-        <w:t>penyimpanan</w:t>
-      </w:r>
-      <w:proofErr w:type="spellEnd"/>
-      <w:r>
-        <w:t xml:space="preserve"> data bergantung pada Supabase.</w:t>
+        <w:t xml:space="preserve"> Cloud API; penyimpanan data bergantung pada Supabase.</w:t>
       </w:r>
     </w:p>
     <w:p>
@@ -1142,23 +969,7 @@
         <w:pStyle w:val="ListBullet"/>
       </w:pPr>
       <w:r>
-        <w:t xml:space="preserve">Pengaturan: profil, kampus, tautan GitHub/portfolio/LinkedIn, </w:t>
-      </w:r>
-      <w:proofErr w:type="spellStart"/>
-      <w:r>
-        <w:t>tema</w:t>
-      </w:r>
-      <w:proofErr w:type="spellEnd"/>
-      <w:r>
-        <w:t xml:space="preserve">, dan </w:t>
-      </w:r>
-      <w:proofErr w:type="spellStart"/>
-      <w:r>
-        <w:t>preferensi</w:t>
-      </w:r>
-      <w:proofErr w:type="spellEnd"/>
-      <w:r>
-        <w:t xml:space="preserve"> </w:t>
+        <w:t xml:space="preserve">Pengaturan: profil, kampus, tautan GitHub/portfolio/LinkedIn, tema, dan preferensi </w:t>
       </w:r>
       <w:r>
         <w:t>Telegram</w:t>
@@ -1190,59 +1001,19 @@
     </w:p>
     <w:p>
       <w:r>
-        <w:t xml:space="preserve">Aplikasi menggunakan Supabase Auth, PostgreSQL, RLS, dan Storage; Google Gemini API </w:t>
-      </w:r>
-      <w:proofErr w:type="spellStart"/>
-      <w:r>
-        <w:t>melalui</w:t>
-      </w:r>
-      <w:proofErr w:type="spellEnd"/>
-      <w:r>
-        <w:t xml:space="preserve"> @google/genai; </w:t>
+        <w:t xml:space="preserve">Aplikasi menggunakan Supabase Auth, PostgreSQL, RLS, dan Storage; Google Gemini API melalui @google/genai; </w:t>
       </w:r>
       <w:r>
         <w:t>Telegram</w:t>
       </w:r>
       <w:r>
-        <w:t xml:space="preserve"> Cloud API </w:t>
-      </w:r>
-      <w:proofErr w:type="spellStart"/>
-      <w:r>
-        <w:t>untuk</w:t>
-      </w:r>
-      <w:proofErr w:type="spellEnd"/>
-      <w:r>
-        <w:t xml:space="preserve"> reminder; serta Vercel Cron untuk pemicu berkala. Pemanggilan Gemini, akses service role, dan </w:t>
-      </w:r>
-      <w:proofErr w:type="spellStart"/>
-      <w:r>
-        <w:t>pengiriman</w:t>
-      </w:r>
-      <w:proofErr w:type="spellEnd"/>
-      <w:r>
-        <w:t xml:space="preserve"> </w:t>
+        <w:t xml:space="preserve"> Cloud API untuk reminder; serta Vercel Cron untuk pemicu berkala. Pemanggilan Gemini, akses service role, dan pengiriman </w:t>
       </w:r>
       <w:r>
         <w:t>Telegram</w:t>
       </w:r>
       <w:r>
-        <w:t xml:space="preserve"> </w:t>
-      </w:r>
-      <w:proofErr w:type="spellStart"/>
-      <w:r>
-        <w:t>dilakukan</w:t>
-      </w:r>
-      <w:proofErr w:type="spellEnd"/>
-      <w:r>
-        <w:t xml:space="preserve"> di </w:t>
-      </w:r>
-      <w:proofErr w:type="spellStart"/>
-      <w:r>
-        <w:t>sisi</w:t>
-      </w:r>
-      <w:proofErr w:type="spellEnd"/>
-      <w:r>
-        <w:t xml:space="preserve"> server.</w:t>
+        <w:t xml:space="preserve"> dilakukan di sisi server.</w:t>
       </w:r>
     </w:p>
     <w:p>
@@ -1274,31 +1045,7 @@
         <w:pStyle w:val="ListBullet"/>
       </w:pPr>
       <w:r>
-        <w:t xml:space="preserve">Reminder </w:t>
-      </w:r>
-      <w:proofErr w:type="spellStart"/>
-      <w:r>
-        <w:t>otomatis</w:t>
-      </w:r>
-      <w:proofErr w:type="spellEnd"/>
-      <w:r>
-        <w:t xml:space="preserve"> </w:t>
-      </w:r>
-      <w:proofErr w:type="spellStart"/>
-      <w:r>
-        <w:t>dikirim</w:t>
-      </w:r>
-      <w:proofErr w:type="spellEnd"/>
-      <w:r>
-        <w:t xml:space="preserve"> </w:t>
-      </w:r>
-      <w:proofErr w:type="spellStart"/>
-      <w:r>
-        <w:t>melalui</w:t>
-      </w:r>
-      <w:proofErr w:type="spellEnd"/>
-      <w:r>
-        <w:t xml:space="preserve"> </w:t>
+        <w:t xml:space="preserve">Reminder otomatis dikirim melalui </w:t>
       </w:r>
       <w:r>
         <w:t>Telegram</w:t>
@@ -1325,6 +1072,9 @@
       </w:r>
     </w:p>
     <w:p>
+      <w:pPr>
+        <w:ind w:left="720"/>
+      </w:pPr>
       <w:r>
         <w:rPr>
           <w:b/>
@@ -1336,6 +1086,9 @@
       </w:r>
     </w:p>
     <w:p>
+      <w:pPr>
+        <w:ind w:left="720"/>
+      </w:pPr>
       <w:r>
         <w:rPr>
           <w:b/>
@@ -1347,6 +1100,9 @@
       </w:r>
     </w:p>
     <w:p>
+      <w:pPr>
+        <w:ind w:left="720"/>
+      </w:pPr>
       <w:r>
         <w:rPr>
           <w:b/>
@@ -1358,6 +1114,9 @@
       </w:r>
     </w:p>
     <w:p>
+      <w:pPr>
+        <w:ind w:left="720"/>
+      </w:pPr>
       <w:r>
         <w:rPr>
           <w:b/>
@@ -1369,6 +1128,9 @@
       </w:r>
     </w:p>
     <w:p>
+      <w:pPr>
+        <w:ind w:left="720"/>
+      </w:pPr>
       <w:r>
         <w:rPr>
           <w:b/>
@@ -1388,6 +1150,9 @@
       </w:r>
     </w:p>
     <w:p>
+      <w:pPr>
+        <w:ind w:left="720"/>
+      </w:pPr>
       <w:r>
         <w:rPr>
           <w:b/>
@@ -1399,6 +1164,9 @@
       </w:r>
     </w:p>
     <w:p>
+      <w:pPr>
+        <w:ind w:left="720"/>
+      </w:pPr>
       <w:r>
         <w:rPr>
           <w:b/>
@@ -1410,6 +1178,9 @@
       </w:r>
     </w:p>
     <w:p>
+      <w:pPr>
+        <w:ind w:left="720"/>
+      </w:pPr>
       <w:r>
         <w:rPr>
           <w:b/>
@@ -1421,6 +1192,9 @@
       </w:r>
     </w:p>
     <w:p>
+      <w:pPr>
+        <w:ind w:firstLine="720"/>
+      </w:pPr>
       <w:r>
         <w:rPr>
           <w:b/>
@@ -1440,6 +1214,9 @@
       </w:r>
     </w:p>
     <w:p>
+      <w:pPr>
+        <w:ind w:left="720"/>
+      </w:pPr>
       <w:r>
         <w:rPr>
           <w:b/>
@@ -1451,6 +1228,9 @@
       </w:r>
     </w:p>
     <w:p>
+      <w:pPr>
+        <w:ind w:left="720"/>
+      </w:pPr>
       <w:r>
         <w:rPr>
           <w:b/>
@@ -1462,6 +1242,9 @@
       </w:r>
     </w:p>
     <w:p>
+      <w:pPr>
+        <w:ind w:left="720"/>
+      </w:pPr>
       <w:r>
         <w:rPr>
           <w:b/>
@@ -1473,6 +1256,9 @@
       </w:r>
     </w:p>
     <w:p>
+      <w:pPr>
+        <w:ind w:left="720"/>
+      </w:pPr>
       <w:r>
         <w:rPr>
           <w:b/>
@@ -1492,6 +1278,9 @@
       </w:r>
     </w:p>
     <w:p>
+      <w:pPr>
+        <w:ind w:left="720"/>
+      </w:pPr>
       <w:r>
         <w:rPr>
           <w:b/>
@@ -1503,6 +1292,9 @@
       </w:r>
     </w:p>
     <w:p>
+      <w:pPr>
+        <w:ind w:left="720"/>
+      </w:pPr>
       <w:r>
         <w:rPr>
           <w:b/>
@@ -1514,6 +1306,9 @@
       </w:r>
     </w:p>
     <w:p>
+      <w:pPr>
+        <w:ind w:left="720"/>
+      </w:pPr>
       <w:r>
         <w:rPr>
           <w:b/>
@@ -1525,6 +1320,9 @@
       </w:r>
     </w:p>
     <w:p>
+      <w:pPr>
+        <w:ind w:left="720"/>
+      </w:pPr>
       <w:r>
         <w:rPr>
           <w:b/>
@@ -1536,6 +1334,9 @@
       </w:r>
     </w:p>
     <w:p>
+      <w:pPr>
+        <w:ind w:left="720"/>
+      </w:pPr>
       <w:r>
         <w:rPr>
           <w:b/>
@@ -1556,6 +1357,9 @@
       </w:r>
     </w:p>
     <w:p>
+      <w:pPr>
+        <w:ind w:left="720"/>
+      </w:pPr>
       <w:r>
         <w:rPr>
           <w:b/>
@@ -1567,6 +1371,9 @@
       </w:r>
     </w:p>
     <w:p>
+      <w:pPr>
+        <w:ind w:left="720"/>
+      </w:pPr>
       <w:r>
         <w:rPr>
           <w:b/>
@@ -1578,6 +1385,9 @@
       </w:r>
     </w:p>
     <w:p>
+      <w:pPr>
+        <w:ind w:left="720"/>
+      </w:pPr>
       <w:r>
         <w:rPr>
           <w:b/>
@@ -1589,6 +1399,9 @@
       </w:r>
     </w:p>
     <w:p>
+      <w:pPr>
+        <w:ind w:left="720"/>
+      </w:pPr>
       <w:r>
         <w:rPr>
           <w:b/>
@@ -1600,6 +1413,9 @@
       </w:r>
     </w:p>
     <w:p>
+      <w:pPr>
+        <w:ind w:left="720"/>
+      </w:pPr>
       <w:r>
         <w:rPr>
           <w:b/>
@@ -1611,6 +1427,9 @@
       </w:r>
     </w:p>
     <w:p>
+      <w:pPr>
+        <w:ind w:left="720"/>
+      </w:pPr>
       <w:r>
         <w:rPr>
           <w:b/>
@@ -1622,6 +1441,9 @@
       </w:r>
     </w:p>
     <w:p>
+      <w:pPr>
+        <w:ind w:left="720"/>
+      </w:pPr>
       <w:r>
         <w:rPr>
           <w:b/>
@@ -1633,6 +1455,9 @@
       </w:r>
     </w:p>
     <w:p>
+      <w:pPr>
+        <w:ind w:left="720"/>
+      </w:pPr>
       <w:r>
         <w:rPr>
           <w:b/>
@@ -1644,6 +1469,9 @@
       </w:r>
     </w:p>
     <w:p>
+      <w:pPr>
+        <w:ind w:left="720"/>
+      </w:pPr>
       <w:r>
         <w:rPr>
           <w:b/>
@@ -1663,6 +1491,9 @@
       </w:r>
     </w:p>
     <w:p>
+      <w:pPr>
+        <w:ind w:left="720"/>
+      </w:pPr>
       <w:r>
         <w:rPr>
           <w:b/>
@@ -1674,6 +1505,9 @@
       </w:r>
     </w:p>
     <w:p>
+      <w:pPr>
+        <w:ind w:left="720"/>
+      </w:pPr>
       <w:r>
         <w:rPr>
           <w:b/>
@@ -1685,6 +1519,9 @@
       </w:r>
     </w:p>
     <w:p>
+      <w:pPr>
+        <w:ind w:left="720"/>
+      </w:pPr>
       <w:r>
         <w:rPr>
           <w:b/>
@@ -1696,6 +1533,9 @@
       </w:r>
     </w:p>
     <w:p>
+      <w:pPr>
+        <w:ind w:left="720"/>
+      </w:pPr>
       <w:r>
         <w:rPr>
           <w:b/>
@@ -1715,6 +1555,9 @@
       </w:r>
     </w:p>
     <w:p>
+      <w:pPr>
+        <w:ind w:left="720"/>
+      </w:pPr>
       <w:r>
         <w:rPr>
           <w:b/>
@@ -1726,6 +1569,9 @@
       </w:r>
     </w:p>
     <w:p>
+      <w:pPr>
+        <w:ind w:left="720"/>
+      </w:pPr>
       <w:r>
         <w:rPr>
           <w:b/>
@@ -1737,6 +1583,9 @@
       </w:r>
     </w:p>
     <w:p>
+      <w:pPr>
+        <w:ind w:left="720"/>
+      </w:pPr>
       <w:r>
         <w:rPr>
           <w:b/>
@@ -1748,6 +1597,9 @@
       </w:r>
     </w:p>
     <w:p>
+      <w:pPr>
+        <w:ind w:left="720"/>
+      </w:pPr>
       <w:r>
         <w:rPr>
           <w:b/>
@@ -1767,6 +1619,9 @@
       </w:r>
     </w:p>
     <w:p>
+      <w:pPr>
+        <w:ind w:left="720"/>
+      </w:pPr>
       <w:r>
         <w:rPr>
           <w:b/>
@@ -1778,6 +1633,9 @@
       </w:r>
     </w:p>
     <w:p>
+      <w:pPr>
+        <w:ind w:left="720"/>
+      </w:pPr>
       <w:r>
         <w:rPr>
           <w:b/>
@@ -1789,6 +1647,9 @@
       </w:r>
     </w:p>
     <w:p>
+      <w:pPr>
+        <w:ind w:left="720"/>
+      </w:pPr>
       <w:r>
         <w:rPr>
           <w:b/>
@@ -1801,6 +1662,9 @@
       </w:r>
     </w:p>
     <w:p>
+      <w:pPr>
+        <w:ind w:left="720"/>
+      </w:pPr>
       <w:r>
         <w:rPr>
           <w:b/>
@@ -1812,6 +1676,9 @@
       </w:r>
     </w:p>
     <w:p>
+      <w:pPr>
+        <w:ind w:left="720"/>
+      </w:pPr>
       <w:r>
         <w:rPr>
           <w:b/>
@@ -1823,6 +1690,9 @@
       </w:r>
     </w:p>
     <w:p>
+      <w:pPr>
+        <w:ind w:left="720"/>
+      </w:pPr>
       <w:r>
         <w:rPr>
           <w:b/>
@@ -1834,6 +1704,9 @@
       </w:r>
     </w:p>
     <w:p>
+      <w:pPr>
+        <w:ind w:left="720"/>
+      </w:pPr>
       <w:r>
         <w:rPr>
           <w:b/>
@@ -1845,6 +1718,9 @@
       </w:r>
     </w:p>
     <w:p>
+      <w:pPr>
+        <w:ind w:left="720"/>
+      </w:pPr>
       <w:r>
         <w:rPr>
           <w:b/>
@@ -1856,6 +1732,9 @@
       </w:r>
     </w:p>
     <w:p>
+      <w:pPr>
+        <w:ind w:left="720"/>
+      </w:pPr>
       <w:r>
         <w:rPr>
           <w:b/>
@@ -1875,6 +1754,9 @@
       </w:r>
     </w:p>
     <w:p>
+      <w:pPr>
+        <w:ind w:left="720"/>
+      </w:pPr>
       <w:r>
         <w:rPr>
           <w:b/>
@@ -1886,6 +1768,9 @@
       </w:r>
     </w:p>
     <w:p>
+      <w:pPr>
+        <w:ind w:left="720"/>
+      </w:pPr>
       <w:r>
         <w:rPr>
           <w:b/>
@@ -1897,6 +1782,9 @@
       </w:r>
     </w:p>
     <w:p>
+      <w:pPr>
+        <w:ind w:left="720"/>
+      </w:pPr>
       <w:r>
         <w:rPr>
           <w:b/>
@@ -1912,21 +1800,16 @@
         <w:pStyle w:val="Heading2"/>
       </w:pPr>
       <w:r>
-        <w:t xml:space="preserve">4.10 </w:t>
-      </w:r>
-      <w:proofErr w:type="spellStart"/>
-      <w:r>
-        <w:t>Pengingat</w:t>
-      </w:r>
-      <w:proofErr w:type="spellEnd"/>
-      <w:r>
-        <w:t xml:space="preserve"> </w:t>
+        <w:t xml:space="preserve">4.10 Pengingat </w:t>
       </w:r>
       <w:r>
         <w:t>Telegram</w:t>
       </w:r>
     </w:p>
     <w:p>
+      <w:pPr>
+        <w:ind w:left="720"/>
+      </w:pPr>
       <w:r>
         <w:rPr>
           <w:b/>
@@ -1934,48 +1817,19 @@
         <w:t xml:space="preserve">FR-48: </w:t>
       </w:r>
       <w:r>
-        <w:t xml:space="preserve">Pengguna harus </w:t>
-      </w:r>
-      <w:proofErr w:type="spellStart"/>
-      <w:r>
-        <w:t>dapat</w:t>
-      </w:r>
-      <w:proofErr w:type="spellEnd"/>
-      <w:r>
-        <w:t xml:space="preserve"> </w:t>
-      </w:r>
-      <w:proofErr w:type="spellStart"/>
-      <w:r>
-        <w:t>menyimpan</w:t>
-      </w:r>
-      <w:proofErr w:type="spellEnd"/>
-      <w:r>
-        <w:t xml:space="preserve"> </w:t>
-      </w:r>
-      <w:proofErr w:type="spellStart"/>
-      <w:r>
-        <w:t>nomor</w:t>
-      </w:r>
-      <w:proofErr w:type="spellEnd"/>
-      <w:r>
-        <w:t xml:space="preserve"> </w:t>
+        <w:t xml:space="preserve">Pengguna harus dapat menyimpan nomor </w:t>
       </w:r>
       <w:r>
         <w:t>Telegram</w:t>
       </w:r>
       <w:r>
-        <w:t xml:space="preserve"> dan </w:t>
-      </w:r>
-      <w:proofErr w:type="spellStart"/>
-      <w:r>
-        <w:t>mengaktifkan</w:t>
-      </w:r>
-      <w:proofErr w:type="spellEnd"/>
-      <w:r>
-        <w:t xml:space="preserve"> atau menonaktifkan pengingat secara opt-in.</w:t>
-      </w:r>
-    </w:p>
-    <w:p>
+        <w:t xml:space="preserve"> dan mengaktifkan atau menonaktifkan pengingat secara opt-in.</w:t>
+      </w:r>
+    </w:p>
+    <w:p>
+      <w:pPr>
+        <w:ind w:left="720"/>
+      </w:pPr>
       <w:r>
         <w:rPr>
           <w:b/>
@@ -1987,6 +1841,9 @@
       </w:r>
     </w:p>
     <w:p>
+      <w:pPr>
+        <w:ind w:left="720"/>
+      </w:pPr>
       <w:r>
         <w:rPr>
           <w:b/>
@@ -1998,6 +1855,9 @@
       </w:r>
     </w:p>
     <w:p>
+      <w:pPr>
+        <w:ind w:left="720"/>
+      </w:pPr>
       <w:r>
         <w:rPr>
           <w:b/>
@@ -2009,6 +1869,9 @@
       </w:r>
     </w:p>
     <w:p>
+      <w:pPr>
+        <w:ind w:left="720"/>
+      </w:pPr>
       <w:r>
         <w:rPr>
           <w:b/>
@@ -2020,6 +1883,9 @@
       </w:r>
     </w:p>
     <w:p>
+      <w:pPr>
+        <w:ind w:left="720"/>
+      </w:pPr>
       <w:r>
         <w:rPr>
           <w:b/>
@@ -2031,6 +1897,9 @@
       </w:r>
     </w:p>
     <w:p>
+      <w:pPr>
+        <w:ind w:left="720"/>
+      </w:pPr>
       <w:r>
         <w:rPr>
           <w:b/>
@@ -2042,6 +1911,9 @@
       </w:r>
     </w:p>
     <w:p>
+      <w:pPr>
+        <w:ind w:left="720"/>
+      </w:pPr>
       <w:r>
         <w:rPr>
           <w:b/>
@@ -2061,6 +1933,9 @@
       </w:r>
     </w:p>
     <w:p>
+      <w:pPr>
+        <w:ind w:left="720"/>
+      </w:pPr>
       <w:r>
         <w:rPr>
           <w:b/>
@@ -2072,10 +1947,14 @@
       </w:r>
     </w:p>
     <w:p>
+      <w:pPr>
+        <w:ind w:left="720"/>
+      </w:pPr>
       <w:r>
         <w:rPr>
           <w:b/>
         </w:rPr>
+        <w:lastRenderedPageBreak/>
         <w:t xml:space="preserve">FR-57: </w:t>
       </w:r>
       <w:r>
@@ -2087,300 +1966,416 @@
         <w:pStyle w:val="Heading1"/>
       </w:pPr>
       <w:r>
+        <w:t>5. Kebutuhan Non-Fungsional</w:t>
+      </w:r>
+    </w:p>
+    <w:p>
+      <w:pPr>
+        <w:pStyle w:val="Heading2"/>
+        <w:ind w:firstLine="360"/>
+      </w:pPr>
+      <w:r>
+        <w:t>5.1 Kinerja</w:t>
+      </w:r>
+    </w:p>
+    <w:p>
+      <w:pPr>
+        <w:pStyle w:val="ListBullet"/>
+        <w:tabs>
+          <w:tab w:val="clear" w:pos="360"/>
+          <w:tab w:val="num" w:pos="1080"/>
+        </w:tabs>
+        <w:ind w:left="1080"/>
+      </w:pPr>
+      <w:r>
+        <w:t>NFR-01 (target usulan): 95% permintaan halaman dashboard dan operasi CRUD harus merespons dalam 3 detik pada kondisi jaringan dan beban normal. Angka ini bukan hasil pengukuran proyek.</w:t>
+      </w:r>
+    </w:p>
+    <w:p>
+      <w:pPr>
+        <w:pStyle w:val="ListBullet"/>
+        <w:tabs>
+          <w:tab w:val="clear" w:pos="360"/>
+          <w:tab w:val="num" w:pos="1080"/>
+        </w:tabs>
+        <w:ind w:left="1080"/>
+      </w:pPr>
+      <w:r>
+        <w:t>NFR-02 (target usulan): operasi penyimpanan harus mengembalikan hasil atau pesan kegagalan dalam 3 detik pada kondisi normal; nilai perlu divalidasi melalui pengukuran deployment.</w:t>
+      </w:r>
+    </w:p>
+    <w:p>
+      <w:pPr>
+        <w:pStyle w:val="ListBullet"/>
+        <w:tabs>
+          <w:tab w:val="clear" w:pos="360"/>
+          <w:tab w:val="num" w:pos="1080"/>
+        </w:tabs>
+        <w:ind w:left="1080"/>
+      </w:pPr>
+      <w:r>
+        <w:t>NFR-03: daftar panjang harus menggunakan pemuatan bertahap atau paginasi bila volume data menurunkan kinerja.</w:t>
+      </w:r>
+    </w:p>
+    <w:p>
+      <w:pPr>
+        <w:pStyle w:val="Heading2"/>
+        <w:ind w:firstLine="360"/>
+      </w:pPr>
+      <w:r>
+        <w:t>5.2 Keandalan dan Pemulihan</w:t>
+      </w:r>
+    </w:p>
+    <w:p>
+      <w:pPr>
+        <w:pStyle w:val="ListBullet"/>
+        <w:tabs>
+          <w:tab w:val="clear" w:pos="360"/>
+          <w:tab w:val="num" w:pos="1080"/>
+        </w:tabs>
+        <w:ind w:left="1080"/>
+      </w:pPr>
+      <w:r>
+        <w:t>NFR-04: sistem harus memberi umpan balik yang jelas jika operasi gagal dan tidak boleh menampilkan operasi gagal sebagai berhasil.</w:t>
+      </w:r>
+    </w:p>
+    <w:p>
+      <w:pPr>
+        <w:pStyle w:val="ListBullet"/>
+        <w:tabs>
+          <w:tab w:val="clear" w:pos="360"/>
+          <w:tab w:val="num" w:pos="1080"/>
+        </w:tabs>
+        <w:ind w:left="1080"/>
+      </w:pPr>
+      <w:r>
+        <w:t>NFR-05: data tersimpan harus tetap tersedia setelah sesi browser berakhir, mengikuti rancangan penyimpanan aktual.</w:t>
+      </w:r>
+    </w:p>
+    <w:p>
+      <w:pPr>
+        <w:pStyle w:val="ListBullet"/>
+        <w:tabs>
+          <w:tab w:val="clear" w:pos="360"/>
+          <w:tab w:val="num" w:pos="1080"/>
+        </w:tabs>
+        <w:ind w:left="1080"/>
+      </w:pPr>
+      <w:r>
+        <w:t>NFR-06: strategi pencadangan dan pemulihan data harus ditetapkan oleh pengelola deployment sebelum produksi.</w:t>
+      </w:r>
+    </w:p>
+    <w:p>
+      <w:pPr>
+        <w:pStyle w:val="Heading2"/>
+        <w:ind w:firstLine="360"/>
+      </w:pPr>
+      <w:r>
+        <w:t>5.3 Keamanan dan Privasi</w:t>
+      </w:r>
+    </w:p>
+    <w:p>
+      <w:pPr>
+        <w:pStyle w:val="ListBullet"/>
+        <w:tabs>
+          <w:tab w:val="clear" w:pos="360"/>
+          <w:tab w:val="num" w:pos="1080"/>
+        </w:tabs>
+        <w:ind w:left="1080"/>
+      </w:pPr>
+      <w:r>
+        <w:t>NFR-07: kredensial tidak boleh disimpan dalam bentuk teks biasa; gunakan mekanisme autentikasi dan penyimpanan kredensial yang aman.</w:t>
+      </w:r>
+    </w:p>
+    <w:p>
+      <w:pPr>
+        <w:pStyle w:val="ListBullet"/>
+        <w:tabs>
+          <w:tab w:val="clear" w:pos="360"/>
+          <w:tab w:val="num" w:pos="1080"/>
+        </w:tabs>
+        <w:ind w:left="1080"/>
+      </w:pPr>
+      <w:r>
+        <w:t>NFR-08: sistem harus menerapkan RLS Supabase dan membatasi operasi data pada user_id pengguna yang sedang terautentikasi.</w:t>
+      </w:r>
+    </w:p>
+    <w:p>
+      <w:pPr>
+        <w:pStyle w:val="ListBullet"/>
+        <w:tabs>
+          <w:tab w:val="clear" w:pos="360"/>
+          <w:tab w:val="num" w:pos="1080"/>
+        </w:tabs>
+        <w:ind w:left="1080"/>
+      </w:pPr>
+      <w:r>
+        <w:t>NFR-09: deployment produksi harus menggunakan HTTPS untuk komunikasi browser-server.</w:t>
+      </w:r>
+    </w:p>
+    <w:p>
+      <w:pPr>
+        <w:pStyle w:val="ListBullet"/>
+        <w:tabs>
+          <w:tab w:val="clear" w:pos="360"/>
+          <w:tab w:val="num" w:pos="1080"/>
+        </w:tabs>
+        <w:ind w:left="1080"/>
+      </w:pPr>
+      <w:r>
+        <w:t>NFR-10: API route AI dan cron harus memvalidasi autentikasi/secret sebelum mengakses layanan atau data.</w:t>
+      </w:r>
+    </w:p>
+    <w:p>
+      <w:pPr>
+        <w:pStyle w:val="ListBullet"/>
+        <w:tabs>
+          <w:tab w:val="clear" w:pos="360"/>
+          <w:tab w:val="num" w:pos="1080"/>
+        </w:tabs>
+        <w:ind w:left="1080"/>
+      </w:pPr>
+      <w:r>
+        <w:t>NFR-11: pesan kesalahan tidak boleh membocorkan kredensial, rahasia konfigurasi, atau rincian internal sensitif.</w:t>
+      </w:r>
+    </w:p>
+    <w:p>
+      <w:pPr>
+        <w:pStyle w:val="ListBullet"/>
+        <w:tabs>
+          <w:tab w:val="clear" w:pos="360"/>
+          <w:tab w:val="num" w:pos="1080"/>
+        </w:tabs>
+        <w:ind w:left="1080"/>
+      </w:pPr>
+      <w:r>
+        <w:t>NFR-12: pengumpulan data pribadi dibatasi pada yang diperlukan untuk fungsi aplikasi; kebijakan retensi perlu ditetapkan.</w:t>
+      </w:r>
+    </w:p>
+    <w:p>
+      <w:pPr>
+        <w:pStyle w:val="Heading2"/>
+        <w:ind w:firstLine="360"/>
+      </w:pPr>
+      <w:r>
+        <w:t>5.4 Atribut Kualitas</w:t>
+      </w:r>
+    </w:p>
+    <w:p>
+      <w:pPr>
+        <w:pStyle w:val="ListBullet"/>
+        <w:tabs>
+          <w:tab w:val="clear" w:pos="360"/>
+          <w:tab w:val="num" w:pos="1080"/>
+        </w:tabs>
+        <w:ind w:left="1080"/>
+      </w:pPr>
+      <w:r>
+        <w:t>NFR-13 Usability: label, validasi, dan pesan status harus mudah dipahami pengguna mahasiswa.</w:t>
+      </w:r>
+    </w:p>
+    <w:p>
+      <w:pPr>
+        <w:pStyle w:val="ListBullet"/>
+        <w:tabs>
+          <w:tab w:val="clear" w:pos="360"/>
+          <w:tab w:val="num" w:pos="1080"/>
+        </w:tabs>
+        <w:ind w:left="1080"/>
+      </w:pPr>
+      <w:r>
+        <w:t>NFR-14 Aksesibilitas: kontrol penting harus dapat digunakan dengan keyboard dan memiliki label yang terbaca teknologi bantu sejauh didukung platform.</w:t>
+      </w:r>
+    </w:p>
+    <w:p>
+      <w:pPr>
+        <w:pStyle w:val="ListBullet"/>
+        <w:tabs>
+          <w:tab w:val="clear" w:pos="360"/>
+          <w:tab w:val="num" w:pos="1080"/>
+        </w:tabs>
+        <w:ind w:left="1080"/>
+      </w:pPr>
+      <w:r>
+        <w:t>NFR-15 Kompatibilitas: tata letak harus dapat digunakan pada browser modern dan layar ponsel serta desktop yang umum.</w:t>
+      </w:r>
+    </w:p>
+    <w:p>
+      <w:pPr>
+        <w:pStyle w:val="ListBullet"/>
+        <w:tabs>
+          <w:tab w:val="clear" w:pos="360"/>
+          <w:tab w:val="num" w:pos="1080"/>
+        </w:tabs>
+        <w:ind w:left="1080"/>
+      </w:pPr>
+      <w:r>
+        <w:t>NFR-16 Maintainability: fungsi utama dan aturan data harus dipisahkan secara konsisten mengikuti struktur repositori aktual.</w:t>
+      </w:r>
+    </w:p>
+    <w:p>
+      <w:pPr>
+        <w:pStyle w:val="ListBullet"/>
+        <w:tabs>
+          <w:tab w:val="clear" w:pos="360"/>
+          <w:tab w:val="num" w:pos="1080"/>
+        </w:tabs>
+        <w:ind w:left="1080"/>
+      </w:pPr>
+      <w:r>
         <w:lastRenderedPageBreak/>
-        <w:t>5. Kebutuhan Non-Fungsional</w:t>
+        <w:t>NFR-17 Availability: target ketersediaan operasional perlu disepakati; angka belum ditetapkan karena lingkungan deployment belum diketahui.</w:t>
       </w:r>
     </w:p>
     <w:p>
       <w:pPr>
         <w:pStyle w:val="Heading2"/>
-      </w:pPr>
-      <w:r>
-        <w:t>5.1 Kinerja</w:t>
+        <w:ind w:firstLine="360"/>
+      </w:pPr>
+      <w:r>
+        <w:t>5.5 Aturan Bisnis</w:t>
       </w:r>
     </w:p>
     <w:p>
       <w:pPr>
         <w:pStyle w:val="ListBullet"/>
-      </w:pPr>
-      <w:r>
-        <w:t>NFR-01 (target usulan): 95% permintaan halaman dashboard dan operasi CRUD harus merespons dalam 3 detik pada kondisi jaringan dan beban normal. Angka ini bukan hasil pengukuran proyek.</w:t>
+        <w:tabs>
+          <w:tab w:val="clear" w:pos="360"/>
+          <w:tab w:val="num" w:pos="1080"/>
+        </w:tabs>
+        <w:ind w:left="1080"/>
+      </w:pPr>
+      <w:r>
+        <w:t>BR-01: setiap data tugas, mata kuliah, jadwal, materi, catatan, dan checklist terkait dengan akun pemiliknya.</w:t>
       </w:r>
     </w:p>
     <w:p>
       <w:pPr>
         <w:pStyle w:val="ListBullet"/>
-      </w:pPr>
-      <w:r>
-        <w:t>NFR-02 (target usulan): operasi penyimpanan harus mengembalikan hasil atau pesan kegagalan dalam 3 detik pada kondisi normal; nilai perlu divalidasi melalui pengukuran deployment.</w:t>
+        <w:tabs>
+          <w:tab w:val="clear" w:pos="360"/>
+          <w:tab w:val="num" w:pos="1080"/>
+        </w:tabs>
+        <w:ind w:left="1080"/>
+      </w:pPr>
+      <w:r>
+        <w:t>BR-02: pengguna hanya dapat membaca dan mengubah data yang menjadi hak aksesnya.</w:t>
       </w:r>
     </w:p>
     <w:p>
       <w:pPr>
         <w:pStyle w:val="ListBullet"/>
-      </w:pPr>
-      <w:r>
-        <w:t>NFR-03: daftar panjang harus menggunakan pemuatan bertahap atau paginasi bila volume data menurunkan kinerja.</w:t>
-      </w:r>
-    </w:p>
-    <w:p>
-      <w:pPr>
-        <w:pStyle w:val="Heading2"/>
-      </w:pPr>
-      <w:r>
-        <w:t>5.2 Keandalan dan Pemulihan</w:t>
+        <w:tabs>
+          <w:tab w:val="clear" w:pos="360"/>
+          <w:tab w:val="num" w:pos="1080"/>
+        </w:tabs>
+        <w:ind w:left="1080"/>
+      </w:pPr>
+      <w:r>
+        <w:t>BR-03: tugas dinyatakan selesai hanya setelah pengguna atau aturan sistem mengubah statusnya.</w:t>
       </w:r>
     </w:p>
     <w:p>
       <w:pPr>
         <w:pStyle w:val="ListBullet"/>
-      </w:pPr>
-      <w:r>
-        <w:t>NFR-04: sistem harus memberi umpan balik yang jelas jika operasi gagal dan tidak boleh menampilkan operasi gagal sebagai berhasil.</w:t>
+        <w:tabs>
+          <w:tab w:val="clear" w:pos="360"/>
+          <w:tab w:val="num" w:pos="1080"/>
+        </w:tabs>
+        <w:ind w:left="1080"/>
+      </w:pPr>
+      <w:r>
+        <w:t>BR-04: tugas lewat tenggat adalah tugas belum berstatus completed dengan tanggal deadline sebelum tanggal lokal saat ini.</w:t>
       </w:r>
     </w:p>
     <w:p>
       <w:pPr>
         <w:pStyle w:val="ListBullet"/>
-      </w:pPr>
-      <w:r>
-        <w:t>NFR-05: data tersimpan harus tetap tersedia setelah sesi browser berakhir, mengikuti rancangan penyimpanan aktual.</w:t>
+        <w:tabs>
+          <w:tab w:val="clear" w:pos="360"/>
+          <w:tab w:val="num" w:pos="1080"/>
+        </w:tabs>
+        <w:ind w:left="1080"/>
+      </w:pPr>
+      <w:r>
+        <w:t xml:space="preserve">BR-05: penggunaan reminder </w:t>
+      </w:r>
+      <w:r>
+        <w:t>Telegram</w:t>
+      </w:r>
+      <w:r>
+        <w:t xml:space="preserve"> harus bersifat opt-in dan hanya berjalan untuk nomor serta kategori reminder yang diaktifkan pengguna.</w:t>
       </w:r>
     </w:p>
     <w:p>
       <w:pPr>
         <w:pStyle w:val="ListBullet"/>
-      </w:pPr>
-      <w:r>
-        <w:t>NFR-06: strategi pencadangan dan pemulihan data harus ditetapkan oleh pengelola deployment sebelum produksi.</w:t>
-      </w:r>
-    </w:p>
-    <w:p>
-      <w:pPr>
-        <w:pStyle w:val="Heading2"/>
-      </w:pPr>
-      <w:r>
-        <w:t>5.3 Keamanan dan Privasi</w:t>
+        <w:tabs>
+          <w:tab w:val="clear" w:pos="360"/>
+          <w:tab w:val="num" w:pos="1080"/>
+        </w:tabs>
+        <w:ind w:left="1080"/>
+      </w:pPr>
+      <w:r>
+        <w:t>BR-06: pengiriman reminder harus mengikuti waktu dan zona waktu yang tersimpan; pengiriman duplikat untuk tipe reminder dan tanggal yang sama dilewati.</w:t>
+      </w:r>
+    </w:p>
+    <w:p>
+      <w:pPr>
+        <w:pStyle w:val="Heading1"/>
+        <w:ind w:firstLine="360"/>
+      </w:pPr>
+      <w:r>
+        <w:t>6. Kebutuhan Lain</w:t>
       </w:r>
     </w:p>
     <w:p>
       <w:pPr>
         <w:pStyle w:val="ListBullet"/>
-      </w:pPr>
-      <w:r>
-        <w:t>NFR-07: kredensial tidak boleh disimpan dalam bentuk teks biasa; gunakan mekanisme autentikasi dan penyimpanan kredensial yang aman.</w:t>
+        <w:tabs>
+          <w:tab w:val="clear" w:pos="360"/>
+          <w:tab w:val="num" w:pos="1080"/>
+        </w:tabs>
+        <w:ind w:left="1080"/>
+      </w:pPr>
+      <w:r>
+        <w:t>OR-01: aplikasi harus dapat digunakan melalui browser desktop dan mobile dengan layout responsif.</w:t>
       </w:r>
     </w:p>
     <w:p>
       <w:pPr>
         <w:pStyle w:val="ListBullet"/>
-      </w:pPr>
-      <w:r>
-        <w:t>NFR-08: sistem harus menerapkan RLS Supabase dan membatasi operasi data pada user_id pengguna yang sedang terautentikasi.</w:t>
+        <w:tabs>
+          <w:tab w:val="clear" w:pos="360"/>
+          <w:tab w:val="num" w:pos="1080"/>
+        </w:tabs>
+        <w:ind w:left="1080"/>
+      </w:pPr>
+      <w:r>
+        <w:t>OR-02: antarmuka utama menggunakan Bahasa Indonesia; label beberapa kontrol dapat menggunakan istilah bahasa Inggris sebagaimana implementasi.</w:t>
       </w:r>
     </w:p>
     <w:p>
       <w:pPr>
         <w:pStyle w:val="ListBullet"/>
-      </w:pPr>
-      <w:r>
-        <w:t>NFR-09: deployment produksi harus menggunakan HTTPS untuk komunikasi browser-server.</w:t>
+        <w:tabs>
+          <w:tab w:val="clear" w:pos="360"/>
+          <w:tab w:val="num" w:pos="1080"/>
+        </w:tabs>
+        <w:ind w:left="1080"/>
+      </w:pPr>
+      <w:r>
+        <w:t>OR-03: data yang dihapus harus mengikuti kebijakan penghapusan dan retensi yang disepakati.</w:t>
       </w:r>
     </w:p>
     <w:p>
       <w:pPr>
         <w:pStyle w:val="ListBullet"/>
-      </w:pPr>
-      <w:r>
-        <w:t>NFR-10: API route AI dan cron harus memvalidasi autentikasi/secret sebelum mengakses layanan atau data.</w:t>
-      </w:r>
-    </w:p>
-    <w:p>
-      <w:pPr>
-        <w:pStyle w:val="ListBullet"/>
-      </w:pPr>
-      <w:r>
-        <w:t>NFR-11: pesan kesalahan tidak boleh membocorkan kredensial, rahasia konfigurasi, atau rincian internal sensitif.</w:t>
-      </w:r>
-    </w:p>
-    <w:p>
-      <w:pPr>
-        <w:pStyle w:val="ListBullet"/>
-      </w:pPr>
-      <w:r>
-        <w:t>NFR-12: pengumpulan data pribadi dibatasi pada yang diperlukan untuk fungsi aplikasi; kebijakan retensi perlu ditetapkan.</w:t>
-      </w:r>
-    </w:p>
-    <w:p>
-      <w:pPr>
-        <w:pStyle w:val="Heading2"/>
-      </w:pPr>
-      <w:r>
-        <w:t>5.4 Atribut Kualitas</w:t>
-      </w:r>
-    </w:p>
-    <w:p>
-      <w:pPr>
-        <w:pStyle w:val="ListBullet"/>
-      </w:pPr>
-      <w:r>
-        <w:t>NFR-13 Usability: label, validasi, dan pesan status harus mudah dipahami pengguna mahasiswa.</w:t>
-      </w:r>
-    </w:p>
-    <w:p>
-      <w:pPr>
-        <w:pStyle w:val="ListBullet"/>
-      </w:pPr>
-      <w:r>
-        <w:t>NFR-14 Aksesibilitas: kontrol penting harus dapat digunakan dengan keyboard dan memiliki label yang terbaca teknologi bantu sejauh didukung platform.</w:t>
-      </w:r>
-    </w:p>
-    <w:p>
-      <w:pPr>
-        <w:pStyle w:val="ListBullet"/>
-      </w:pPr>
-      <w:r>
-        <w:t>NFR-15 Kompatibilitas: tata letak harus dapat digunakan pada browser modern dan layar ponsel serta desktop yang umum.</w:t>
-      </w:r>
-    </w:p>
-    <w:p>
-      <w:pPr>
-        <w:pStyle w:val="ListBullet"/>
-      </w:pPr>
-      <w:r>
-        <w:t>NFR-16 Maintainability: fungsi utama dan aturan data harus dipisahkan secara konsisten mengikuti struktur repositori aktual.</w:t>
-      </w:r>
-    </w:p>
-    <w:p>
-      <w:pPr>
-        <w:pStyle w:val="ListBullet"/>
-      </w:pPr>
-      <w:r>
-        <w:t>NFR-17 Availability: target ketersediaan operasional perlu disepakati; angka belum ditetapkan karena lingkungan deployment belum diketahui.</w:t>
-      </w:r>
-    </w:p>
-    <w:p>
-      <w:pPr>
-        <w:pStyle w:val="Heading2"/>
-      </w:pPr>
-      <w:r>
-        <w:t>5.5 Aturan Bisnis</w:t>
-      </w:r>
-    </w:p>
-    <w:p>
-      <w:pPr>
-        <w:pStyle w:val="ListBullet"/>
-      </w:pPr>
-      <w:r>
-        <w:t>BR-01: setiap data tugas, mata kuliah, jadwal, materi, catatan, dan checklist terkait dengan akun pemiliknya.</w:t>
-      </w:r>
-    </w:p>
-    <w:p>
-      <w:pPr>
-        <w:pStyle w:val="ListBullet"/>
-      </w:pPr>
-      <w:r>
-        <w:lastRenderedPageBreak/>
-        <w:t>BR-02: pengguna hanya dapat membaca dan mengubah data yang menjadi hak aksesnya.</w:t>
-      </w:r>
-    </w:p>
-    <w:p>
-      <w:pPr>
-        <w:pStyle w:val="ListBullet"/>
-      </w:pPr>
-      <w:r>
-        <w:t>BR-03: tugas dinyatakan selesai hanya setelah pengguna atau aturan sistem mengubah statusnya.</w:t>
-      </w:r>
-    </w:p>
-    <w:p>
-      <w:pPr>
-        <w:pStyle w:val="ListBullet"/>
-      </w:pPr>
-      <w:r>
-        <w:t>BR-04: tugas lewat tenggat adalah tugas belum berstatus completed dengan tanggal deadline sebelum tanggal lokal saat ini.</w:t>
-      </w:r>
-    </w:p>
-    <w:p>
-      <w:pPr>
-        <w:pStyle w:val="ListBullet"/>
-      </w:pPr>
-      <w:r>
-        <w:t xml:space="preserve">BR-05: </w:t>
-      </w:r>
-      <w:proofErr w:type="spellStart"/>
-      <w:r>
-        <w:t>penggunaan</w:t>
-      </w:r>
-      <w:proofErr w:type="spellEnd"/>
-      <w:r>
-        <w:t xml:space="preserve"> reminder </w:t>
-      </w:r>
-      <w:r>
-        <w:t>Telegram</w:t>
-      </w:r>
-      <w:r>
-        <w:t xml:space="preserve"> </w:t>
-      </w:r>
-      <w:proofErr w:type="spellStart"/>
-      <w:r>
-        <w:t>harus</w:t>
-      </w:r>
-      <w:proofErr w:type="spellEnd"/>
-      <w:r>
-        <w:t xml:space="preserve"> </w:t>
-      </w:r>
-      <w:proofErr w:type="spellStart"/>
-      <w:r>
-        <w:t>bersifat</w:t>
-      </w:r>
-      <w:proofErr w:type="spellEnd"/>
-      <w:r>
-        <w:t xml:space="preserve"> opt-in dan hanya berjalan untuk nomor serta kategori reminder yang diaktifkan pengguna.</w:t>
-      </w:r>
-    </w:p>
-    <w:p>
-      <w:pPr>
-        <w:pStyle w:val="ListBullet"/>
-      </w:pPr>
-      <w:r>
-        <w:t>BR-06: pengiriman reminder harus mengikuti waktu dan zona waktu yang tersimpan; pengiriman duplikat untuk tipe reminder dan tanggal yang sama dilewati.</w:t>
-      </w:r>
-    </w:p>
-    <w:p>
-      <w:pPr>
-        <w:pStyle w:val="Heading1"/>
-      </w:pPr>
-      <w:r>
-        <w:t>6. Kebutuhan Lain</w:t>
-      </w:r>
-    </w:p>
-    <w:p>
-      <w:pPr>
-        <w:pStyle w:val="ListBullet"/>
-      </w:pPr>
-      <w:r>
-        <w:t>OR-01: aplikasi harus dapat digunakan melalui browser desktop dan mobile dengan layout responsif.</w:t>
-      </w:r>
-    </w:p>
-    <w:p>
-      <w:pPr>
-        <w:pStyle w:val="ListBullet"/>
-      </w:pPr>
-      <w:r>
-        <w:t>OR-02: antarmuka utama menggunakan Bahasa Indonesia; label beberapa kontrol dapat menggunakan istilah bahasa Inggris sebagaimana implementasi.</w:t>
-      </w:r>
-    </w:p>
-    <w:p>
-      <w:pPr>
-        <w:pStyle w:val="ListBullet"/>
-      </w:pPr>
-      <w:r>
-        <w:t>OR-03: data yang dihapus harus mengikuti kebijakan penghapusan dan retensi yang disepakati.</w:t>
-      </w:r>
-    </w:p>
-    <w:p>
-      <w:pPr>
-        <w:pStyle w:val="ListBullet"/>
+        <w:tabs>
+          <w:tab w:val="clear" w:pos="360"/>
+          <w:tab w:val="num" w:pos="1080"/>
+        </w:tabs>
+        <w:ind w:left="1080"/>
       </w:pPr>
       <w:r>
         <w:t>OR-04: aplikasi mendukung unggahan PDF, TXT, dan Markdown dengan ukuran maksimum 10 MB per file.</w:t>
@@ -2643,6 +2638,7 @@
         <w:pStyle w:val="ListBullet"/>
       </w:pPr>
       <w:r>
+        <w:lastRenderedPageBreak/>
         <w:t>Use Case Diagram: pengguna, sistem, dan batas akses akun.</w:t>
       </w:r>
     </w:p>
@@ -2651,15 +2647,7 @@
         <w:pStyle w:val="ListBullet"/>
       </w:pPr>
       <w:r>
-        <w:t xml:space="preserve">Activity Diagram: alur membuat tugas, mengelola materi, meminta bantuan AI, mengikuti kuis, dan </w:t>
-      </w:r>
-      <w:proofErr w:type="spellStart"/>
-      <w:r>
-        <w:t>mengatur</w:t>
-      </w:r>
-      <w:proofErr w:type="spellEnd"/>
-      <w:r>
-        <w:t xml:space="preserve"> reminder </w:t>
+        <w:t xml:space="preserve">Activity Diagram: alur membuat tugas, mengelola materi, meminta bantuan AI, mengikuti kuis, dan mengatur reminder </w:t>
       </w:r>
       <w:r>
         <w:t>Telegram</w:t>
@@ -2689,7 +2677,6 @@
         <w:pStyle w:val="Heading1"/>
       </w:pPr>
       <w:r>
-        <w:lastRenderedPageBreak/>
         <w:t>Lampiran C: Hal yang Perlu Dikonfirmasi</w:t>
       </w:r>
     </w:p>
@@ -2714,23 +2701,7 @@
         <w:pStyle w:val="ListBullet"/>
       </w:pPr>
       <w:r>
-        <w:t xml:space="preserve">Konfirmasi deployment dan kredensial eksternal yang digunakan pada </w:t>
-      </w:r>
-      <w:proofErr w:type="spellStart"/>
-      <w:r>
-        <w:t>demonstrasi</w:t>
-      </w:r>
-      <w:proofErr w:type="spellEnd"/>
-      <w:r>
-        <w:t xml:space="preserve"> (</w:t>
-      </w:r>
-      <w:proofErr w:type="spellStart"/>
-      <w:r>
-        <w:t>Supabase</w:t>
-      </w:r>
-      <w:proofErr w:type="spellEnd"/>
-      <w:r>
-        <w:t xml:space="preserve">, Gemini, </w:t>
+        <w:t xml:space="preserve">Konfirmasi deployment dan kredensial eksternal yang digunakan pada demonstrasi (Supabase, Gemini, </w:t>
       </w:r>
       <w:r>
         <w:t>Telegram</w:t>
@@ -2776,7 +2747,7 @@
 </file>
 
 <file path=word/endnotes.xml><?xml version="1.0" encoding="utf-8"?>
-<w:endnotes xmlns:wpc="http://schemas.microsoft.com/office/word/2010/wordprocessingCanvas" xmlns:cx="http://schemas.microsoft.com/office/drawing/2014/chartex" xmlns:cx1="http://schemas.microsoft.com/office/drawing/2015/9/8/chartex" xmlns:cx2="http://schemas.microsoft.com/office/drawing/2015/10/21/chartex" xmlns:cx3="http://schemas.microsoft.com/office/drawing/2016/5/9/chartex" xmlns:cx4="http://schemas.microsoft.com/office/drawing/2016/5/10/chartex" xmlns:cx5="http://schemas.microsoft.com/office/drawing/2016/5/11/chartex" xmlns:cx6="http://schemas.microsoft.com/office/drawing/2016/5/12/chartex" xmlns:cx7="http://schemas.microsoft.com/office/drawing/2016/5/13/chartex" xmlns:cx8="http://schemas.microsoft.com/office/drawing/2016/5/14/chartex" xmlns:mc="http://schemas.openxmlformats.org/markup-compatibility/2006" xmlns:aink="http://schemas.microsoft.com/office/drawing/2016/ink" xmlns:am3d="http://schemas.microsoft.com/office/drawing/2017/model3d" xmlns:o="urn:schemas-microsoft-com:office:office" xmlns:oel="http://schemas.microsoft.com/office/2019/extlst" xmlns:r="http://schemas.openxmlformats.org/officeDocument/2006/relationships" xmlns:m="http://schemas.openxmlformats.org/officeDocument/2006/math" xmlns:v="urn:schemas-microsoft-com:vml" xmlns:wp14="http://schemas.microsoft.com/office/word/2010/wordprocessingDrawing" xmlns:wp="http://schemas.openxmlformats.org/drawingml/2006/wordprocessingDrawing" xmlns:w10="urn:schemas-microsoft-com:office:word" xmlns:w="http://schemas.openxmlformats.org/wordprocessingml/2006/main" xmlns:w14="http://schemas.microsoft.com/office/word/2010/wordml" xmlns:w15="http://schemas.microsoft.com/office/word/2012/wordml" xmlns:w16cex="http://schemas.microsoft.com/office/word/2018/wordml/cex" xmlns:w16cid="http://schemas.microsoft.com/office/word/2016/wordml/cid" xmlns:w16="http://schemas.microsoft.com/office/word/2018/wordml" xmlns:w16sdtdh="http://schemas.microsoft.com/office/word/2020/wordml/sdtdatahash" xmlns:w16se="http://schemas.microsoft.com/office/word/2015/wordml/symex" xmlns:wpg="http://schemas.microsoft.com/office/word/2010/wordprocessingGroup" xmlns:wpi="http://schemas.microsoft.com/office/word/2010/wordprocessingInk" xmlns:wne="http://schemas.microsoft.com/office/word/2006/wordml" xmlns:wps="http://schemas.microsoft.com/office/word/2010/wordprocessingShape" mc:Ignorable="w14 w15 w16se w16cid w16 w16cex w16sdtdh wp14">
+<w:endnotes xmlns:wpc="http://schemas.microsoft.com/office/word/2010/wordprocessingCanvas" xmlns:cx="http://schemas.microsoft.com/office/drawing/2014/chartex" xmlns:cx1="http://schemas.microsoft.com/office/drawing/2015/9/8/chartex" xmlns:cx2="http://schemas.microsoft.com/office/drawing/2015/10/21/chartex" xmlns:cx3="http://schemas.microsoft.com/office/drawing/2016/5/9/chartex" xmlns:cx4="http://schemas.microsoft.com/office/drawing/2016/5/10/chartex" xmlns:cx5="http://schemas.microsoft.com/office/drawing/2016/5/11/chartex" xmlns:cx6="http://schemas.microsoft.com/office/drawing/2016/5/12/chartex" xmlns:cx7="http://schemas.microsoft.com/office/drawing/2016/5/13/chartex" xmlns:cx8="http://schemas.microsoft.com/office/drawing/2016/5/14/chartex" xmlns:mc="http://schemas.openxmlformats.org/markup-compatibility/2006" xmlns:aink="http://schemas.microsoft.com/office/drawing/2016/ink" xmlns:am3d="http://schemas.microsoft.com/office/drawing/2017/model3d" xmlns:o="urn:schemas-microsoft-com:office:office" xmlns:oel="http://schemas.microsoft.com/office/2019/extlst" xmlns:r="http://schemas.openxmlformats.org/officeDocument/2006/relationships" xmlns:m="http://schemas.openxmlformats.org/officeDocument/2006/math" xmlns:v="urn:schemas-microsoft-com:vml" xmlns:wp14="http://schemas.microsoft.com/office/word/2010/wordprocessingDrawing" xmlns:wp="http://schemas.openxmlformats.org/drawingml/2006/wordprocessingDrawing" xmlns:w10="urn:schemas-microsoft-com:office:word" xmlns:w="http://schemas.openxmlformats.org/wordprocessingml/2006/main" xmlns:w14="http://schemas.microsoft.com/office/word/2010/wordml" xmlns:w15="http://schemas.microsoft.com/office/word/2012/wordml" xmlns:w16cex="http://schemas.microsoft.com/office/word/2018/wordml/cex" xmlns:w16cid="http://schemas.microsoft.com/office/word/2016/wordml/cid" xmlns:w16="http://schemas.microsoft.com/office/word/2018/wordml" xmlns:w16du="http://schemas.microsoft.com/office/word/2023/wordml/word16du" xmlns:w16sdtdh="http://schemas.microsoft.com/office/word/2020/wordml/sdtdatahash" xmlns:w16se="http://schemas.microsoft.com/office/word/2015/wordml/symex" xmlns:wpg="http://schemas.microsoft.com/office/word/2010/wordprocessingGroup" xmlns:wpi="http://schemas.microsoft.com/office/word/2010/wordprocessingInk" xmlns:wne="http://schemas.microsoft.com/office/word/2006/wordml" xmlns:wps="http://schemas.microsoft.com/office/word/2010/wordprocessingShape" mc:Ignorable="w14 w15 w16se w16cid w16 w16cex w16sdtdh w16du wp14">
   <w:endnote w:type="separator" w:id="-1">
     <w:p>
       <w:pPr>
@@ -2801,7 +2772,7 @@
 </file>
 
 <file path=word/footer1.xml><?xml version="1.0" encoding="utf-8"?>
-<w:ftr xmlns:wpc="http://schemas.microsoft.com/office/word/2010/wordprocessingCanvas" xmlns:cx="http://schemas.microsoft.com/office/drawing/2014/chartex" xmlns:cx1="http://schemas.microsoft.com/office/drawing/2015/9/8/chartex" xmlns:cx2="http://schemas.microsoft.com/office/drawing/2015/10/21/chartex" xmlns:cx3="http://schemas.microsoft.com/office/drawing/2016/5/9/chartex" xmlns:cx4="http://schemas.microsoft.com/office/drawing/2016/5/10/chartex" xmlns:cx5="http://schemas.microsoft.com/office/drawing/2016/5/11/chartex" xmlns:cx6="http://schemas.microsoft.com/office/drawing/2016/5/12/chartex" xmlns:cx7="http://schemas.microsoft.com/office/drawing/2016/5/13/chartex" xmlns:cx8="http://schemas.microsoft.com/office/drawing/2016/5/14/chartex" xmlns:mc="http://schemas.openxmlformats.org/markup-compatibility/2006" xmlns:aink="http://schemas.microsoft.com/office/drawing/2016/ink" xmlns:am3d="http://schemas.microsoft.com/office/drawing/2017/model3d" xmlns:o="urn:schemas-microsoft-com:office:office" xmlns:oel="http://schemas.microsoft.com/office/2019/extlst" xmlns:r="http://schemas.openxmlformats.org/officeDocument/2006/relationships" xmlns:m="http://schemas.openxmlformats.org/officeDocument/2006/math" xmlns:v="urn:schemas-microsoft-com:vml" xmlns:wp14="http://schemas.microsoft.com/office/word/2010/wordprocessingDrawing" xmlns:wp="http://schemas.openxmlformats.org/drawingml/2006/wordprocessingDrawing" xmlns:w10="urn:schemas-microsoft-com:office:word" xmlns:w="http://schemas.openxmlformats.org/wordprocessingml/2006/main" xmlns:w14="http://schemas.microsoft.com/office/word/2010/wordml" xmlns:w15="http://schemas.microsoft.com/office/word/2012/wordml" xmlns:w16cex="http://schemas.microsoft.com/office/word/2018/wordml/cex" xmlns:w16cid="http://schemas.microsoft.com/office/word/2016/wordml/cid" xmlns:w16="http://schemas.microsoft.com/office/word/2018/wordml" xmlns:w16sdtdh="http://schemas.microsoft.com/office/word/2020/wordml/sdtdatahash" xmlns:w16se="http://schemas.microsoft.com/office/word/2015/wordml/symex" xmlns:wpg="http://schemas.microsoft.com/office/word/2010/wordprocessingGroup" xmlns:wpi="http://schemas.microsoft.com/office/word/2010/wordprocessingInk" xmlns:wne="http://schemas.microsoft.com/office/word/2006/wordml" xmlns:wps="http://schemas.microsoft.com/office/word/2010/wordprocessingShape" mc:Ignorable="w14 w15 w16se w16cid w16 w16cex w16sdtdh wp14">
+<w:ftr xmlns:wpc="http://schemas.microsoft.com/office/word/2010/wordprocessingCanvas" xmlns:cx="http://schemas.microsoft.com/office/drawing/2014/chartex" xmlns:cx1="http://schemas.microsoft.com/office/drawing/2015/9/8/chartex" xmlns:cx2="http://schemas.microsoft.com/office/drawing/2015/10/21/chartex" xmlns:cx3="http://schemas.microsoft.com/office/drawing/2016/5/9/chartex" xmlns:cx4="http://schemas.microsoft.com/office/drawing/2016/5/10/chartex" xmlns:cx5="http://schemas.microsoft.com/office/drawing/2016/5/11/chartex" xmlns:cx6="http://schemas.microsoft.com/office/drawing/2016/5/12/chartex" xmlns:cx7="http://schemas.microsoft.com/office/drawing/2016/5/13/chartex" xmlns:cx8="http://schemas.microsoft.com/office/drawing/2016/5/14/chartex" xmlns:mc="http://schemas.openxmlformats.org/markup-compatibility/2006" xmlns:aink="http://schemas.microsoft.com/office/drawing/2016/ink" xmlns:am3d="http://schemas.microsoft.com/office/drawing/2017/model3d" xmlns:o="urn:schemas-microsoft-com:office:office" xmlns:oel="http://schemas.microsoft.com/office/2019/extlst" xmlns:r="http://schemas.openxmlformats.org/officeDocument/2006/relationships" xmlns:m="http://schemas.openxmlformats.org/officeDocument/2006/math" xmlns:v="urn:schemas-microsoft-com:vml" xmlns:wp14="http://schemas.microsoft.com/office/word/2010/wordprocessingDrawing" xmlns:wp="http://schemas.openxmlformats.org/drawingml/2006/wordprocessingDrawing" xmlns:w10="urn:schemas-microsoft-com:office:word" xmlns:w="http://schemas.openxmlformats.org/wordprocessingml/2006/main" xmlns:w14="http://schemas.microsoft.com/office/word/2010/wordml" xmlns:w15="http://schemas.microsoft.com/office/word/2012/wordml" xmlns:w16cex="http://schemas.microsoft.com/office/word/2018/wordml/cex" xmlns:w16cid="http://schemas.microsoft.com/office/word/2016/wordml/cid" xmlns:w16="http://schemas.microsoft.com/office/word/2018/wordml" xmlns:w16du="http://schemas.microsoft.com/office/word/2023/wordml/word16du" xmlns:w16sdtdh="http://schemas.microsoft.com/office/word/2020/wordml/sdtdatahash" xmlns:w16se="http://schemas.microsoft.com/office/word/2015/wordml/symex" xmlns:wpg="http://schemas.microsoft.com/office/word/2010/wordprocessingGroup" xmlns:wpi="http://schemas.microsoft.com/office/word/2010/wordprocessingInk" xmlns:wne="http://schemas.microsoft.com/office/word/2006/wordml" xmlns:wps="http://schemas.microsoft.com/office/word/2010/wordprocessingShape" mc:Ignorable="w14 w15 w16se w16cid w16 w16cex w16sdtdh w16du wp14">
   <w:p>
     <w:pPr>
       <w:pStyle w:val="Footer"/>
@@ -2836,7 +2807,7 @@
 </file>
 
 <file path=word/footnotes.xml><?xml version="1.0" encoding="utf-8"?>
-<w:footnotes xmlns:wpc="http://schemas.microsoft.com/office/word/2010/wordprocessingCanvas" xmlns:cx="http://schemas.microsoft.com/office/drawing/2014/chartex" xmlns:cx1="http://schemas.microsoft.com/office/drawing/2015/9/8/chartex" xmlns:cx2="http://schemas.microsoft.com/office/drawing/2015/10/21/chartex" xmlns:cx3="http://schemas.microsoft.com/office/drawing/2016/5/9/chartex" xmlns:cx4="http://schemas.microsoft.com/office/drawing/2016/5/10/chartex" xmlns:cx5="http://schemas.microsoft.com/office/drawing/2016/5/11/chartex" xmlns:cx6="http://schemas.microsoft.com/office/drawing/2016/5/12/chartex" xmlns:cx7="http://schemas.microsoft.com/office/drawing/2016/5/13/chartex" xmlns:cx8="http://schemas.microsoft.com/office/drawing/2016/5/14/chartex" xmlns:mc="http://schemas.openxmlformats.org/markup-compatibility/2006" xmlns:aink="http://schemas.microsoft.com/office/drawing/2016/ink" xmlns:am3d="http://schemas.microsoft.com/office/drawing/2017/model3d" xmlns:o="urn:schemas-microsoft-com:office:office" xmlns:oel="http://schemas.microsoft.com/office/2019/extlst" xmlns:r="http://schemas.openxmlformats.org/officeDocument/2006/relationships" xmlns:m="http://schemas.openxmlformats.org/officeDocument/2006/math" xmlns:v="urn:schemas-microsoft-com:vml" xmlns:wp14="http://schemas.microsoft.com/office/word/2010/wordprocessingDrawing" xmlns:wp="http://schemas.openxmlformats.org/drawingml/2006/wordprocessingDrawing" xmlns:w10="urn:schemas-microsoft-com:office:word" xmlns:w="http://schemas.openxmlformats.org/wordprocessingml/2006/main" xmlns:w14="http://schemas.microsoft.com/office/word/2010/wordml" xmlns:w15="http://schemas.microsoft.com/office/word/2012/wordml" xmlns:w16cex="http://schemas.microsoft.com/office/word/2018/wordml/cex" xmlns:w16cid="http://schemas.microsoft.com/office/word/2016/wordml/cid" xmlns:w16="http://schemas.microsoft.com/office/word/2018/wordml" xmlns:w16sdtdh="http://schemas.microsoft.com/office/word/2020/wordml/sdtdatahash" xmlns:w16se="http://schemas.microsoft.com/office/word/2015/wordml/symex" xmlns:wpg="http://schemas.microsoft.com/office/word/2010/wordprocessingGroup" xmlns:wpi="http://schemas.microsoft.com/office/word/2010/wordprocessingInk" xmlns:wne="http://schemas.microsoft.com/office/word/2006/wordml" xmlns:wps="http://schemas.microsoft.com/office/word/2010/wordprocessingShape" mc:Ignorable="w14 w15 w16se w16cid w16 w16cex w16sdtdh wp14">
+<w:footnotes xmlns:wpc="http://schemas.microsoft.com/office/word/2010/wordprocessingCanvas" xmlns:cx="http://schemas.microsoft.com/office/drawing/2014/chartex" xmlns:cx1="http://schemas.microsoft.com/office/drawing/2015/9/8/chartex" xmlns:cx2="http://schemas.microsoft.com/office/drawing/2015/10/21/chartex" xmlns:cx3="http://schemas.microsoft.com/office/drawing/2016/5/9/chartex" xmlns:cx4="http://schemas.microsoft.com/office/drawing/2016/5/10/chartex" xmlns:cx5="http://schemas.microsoft.com/office/drawing/2016/5/11/chartex" xmlns:cx6="http://schemas.microsoft.com/office/drawing/2016/5/12/chartex" xmlns:cx7="http://schemas.microsoft.com/office/drawing/2016/5/13/chartex" xmlns:cx8="http://schemas.microsoft.com/office/drawing/2016/5/14/chartex" xmlns:mc="http://schemas.openxmlformats.org/markup-compatibility/2006" xmlns:aink="http://schemas.microsoft.com/office/drawing/2016/ink" xmlns:am3d="http://schemas.microsoft.com/office/drawing/2017/model3d" xmlns:o="urn:schemas-microsoft-com:office:office" xmlns:oel="http://schemas.microsoft.com/office/2019/extlst" xmlns:r="http://schemas.openxmlformats.org/officeDocument/2006/relationships" xmlns:m="http://schemas.openxmlformats.org/officeDocument/2006/math" xmlns:v="urn:schemas-microsoft-com:vml" xmlns:wp14="http://schemas.microsoft.com/office/word/2010/wordprocessingDrawing" xmlns:wp="http://schemas.openxmlformats.org/drawingml/2006/wordprocessingDrawing" xmlns:w10="urn:schemas-microsoft-com:office:word" xmlns:w="http://schemas.openxmlformats.org/wordprocessingml/2006/main" xmlns:w14="http://schemas.microsoft.com/office/word/2010/wordml" xmlns:w15="http://schemas.microsoft.com/office/word/2012/wordml" xmlns:w16cex="http://schemas.microsoft.com/office/word/2018/wordml/cex" xmlns:w16cid="http://schemas.microsoft.com/office/word/2016/wordml/cid" xmlns:w16="http://schemas.microsoft.com/office/word/2018/wordml" xmlns:w16du="http://schemas.microsoft.com/office/word/2023/wordml/word16du" xmlns:w16sdtdh="http://schemas.microsoft.com/office/word/2020/wordml/sdtdatahash" xmlns:w16se="http://schemas.microsoft.com/office/word/2015/wordml/symex" xmlns:wpg="http://schemas.microsoft.com/office/word/2010/wordprocessingGroup" xmlns:wpi="http://schemas.microsoft.com/office/word/2010/wordprocessingInk" xmlns:wne="http://schemas.microsoft.com/office/word/2006/wordml" xmlns:wps="http://schemas.microsoft.com/office/word/2010/wordprocessingShape" mc:Ignorable="w14 w15 w16se w16cid w16 w16cex w16sdtdh w16du wp14">
   <w:footnote w:type="separator" w:id="-1">
     <w:p>
       <w:pPr>
@@ -2861,7 +2832,7 @@
 </file>
 
 <file path=word/header1.xml><?xml version="1.0" encoding="utf-8"?>
-<w:hdr xmlns:wpc="http://schemas.microsoft.com/office/word/2010/wordprocessingCanvas" xmlns:cx="http://schemas.microsoft.com/office/drawing/2014/chartex" xmlns:cx1="http://schemas.microsoft.com/office/drawing/2015/9/8/chartex" xmlns:cx2="http://schemas.microsoft.com/office/drawing/2015/10/21/chartex" xmlns:cx3="http://schemas.microsoft.com/office/drawing/2016/5/9/chartex" xmlns:cx4="http://schemas.microsoft.com/office/drawing/2016/5/10/chartex" xmlns:cx5="http://schemas.microsoft.com/office/drawing/2016/5/11/chartex" xmlns:cx6="http://schemas.microsoft.com/office/drawing/2016/5/12/chartex" xmlns:cx7="http://schemas.microsoft.com/office/drawing/2016/5/13/chartex" xmlns:cx8="http://schemas.microsoft.com/office/drawing/2016/5/14/chartex" xmlns:mc="http://schemas.openxmlformats.org/markup-compatibility/2006" xmlns:aink="http://schemas.microsoft.com/office/drawing/2016/ink" xmlns:am3d="http://schemas.microsoft.com/office/drawing/2017/model3d" xmlns:o="urn:schemas-microsoft-com:office:office" xmlns:oel="http://schemas.microsoft.com/office/2019/extlst" xmlns:r="http://schemas.openxmlformats.org/officeDocument/2006/relationships" xmlns:m="http://schemas.openxmlformats.org/officeDocument/2006/math" xmlns:v="urn:schemas-microsoft-com:vml" xmlns:wp14="http://schemas.microsoft.com/office/word/2010/wordprocessingDrawing" xmlns:wp="http://schemas.openxmlformats.org/drawingml/2006/wordprocessingDrawing" xmlns:w10="urn:schemas-microsoft-com:office:word" xmlns:w="http://schemas.openxmlformats.org/wordprocessingml/2006/main" xmlns:w14="http://schemas.microsoft.com/office/word/2010/wordml" xmlns:w15="http://schemas.microsoft.com/office/word/2012/wordml" xmlns:w16cex="http://schemas.microsoft.com/office/word/2018/wordml/cex" xmlns:w16cid="http://schemas.microsoft.com/office/word/2016/wordml/cid" xmlns:w16="http://schemas.microsoft.com/office/word/2018/wordml" xmlns:w16sdtdh="http://schemas.microsoft.com/office/word/2020/wordml/sdtdatahash" xmlns:w16se="http://schemas.microsoft.com/office/word/2015/wordml/symex" xmlns:wpg="http://schemas.microsoft.com/office/word/2010/wordprocessingGroup" xmlns:wpi="http://schemas.microsoft.com/office/word/2010/wordprocessingInk" xmlns:wne="http://schemas.microsoft.com/office/word/2006/wordml" xmlns:wps="http://schemas.microsoft.com/office/word/2010/wordprocessingShape" mc:Ignorable="w14 w15 w16se w16cid w16 w16cex w16sdtdh wp14">
+<w:hdr xmlns:wpc="http://schemas.microsoft.com/office/word/2010/wordprocessingCanvas" xmlns:cx="http://schemas.microsoft.com/office/drawing/2014/chartex" xmlns:cx1="http://schemas.microsoft.com/office/drawing/2015/9/8/chartex" xmlns:cx2="http://schemas.microsoft.com/office/drawing/2015/10/21/chartex" xmlns:cx3="http://schemas.microsoft.com/office/drawing/2016/5/9/chartex" xmlns:cx4="http://schemas.microsoft.com/office/drawing/2016/5/10/chartex" xmlns:cx5="http://schemas.microsoft.com/office/drawing/2016/5/11/chartex" xmlns:cx6="http://schemas.microsoft.com/office/drawing/2016/5/12/chartex" xmlns:cx7="http://schemas.microsoft.com/office/drawing/2016/5/13/chartex" xmlns:cx8="http://schemas.microsoft.com/office/drawing/2016/5/14/chartex" xmlns:mc="http://schemas.openxmlformats.org/markup-compatibility/2006" xmlns:aink="http://schemas.microsoft.com/office/drawing/2016/ink" xmlns:am3d="http://schemas.microsoft.com/office/drawing/2017/model3d" xmlns:o="urn:schemas-microsoft-com:office:office" xmlns:oel="http://schemas.microsoft.com/office/2019/extlst" xmlns:r="http://schemas.openxmlformats.org/officeDocument/2006/relationships" xmlns:m="http://schemas.openxmlformats.org/officeDocument/2006/math" xmlns:v="urn:schemas-microsoft-com:vml" xmlns:wp14="http://schemas.microsoft.com/office/word/2010/wordprocessingDrawing" xmlns:wp="http://schemas.openxmlformats.org/drawingml/2006/wordprocessingDrawing" xmlns:w10="urn:schemas-microsoft-com:office:word" xmlns:w="http://schemas.openxmlformats.org/wordprocessingml/2006/main" xmlns:w14="http://schemas.microsoft.com/office/word/2010/wordml" xmlns:w15="http://schemas.microsoft.com/office/word/2012/wordml" xmlns:w16cex="http://schemas.microsoft.com/office/word/2018/wordml/cex" xmlns:w16cid="http://schemas.microsoft.com/office/word/2016/wordml/cid" xmlns:w16="http://schemas.microsoft.com/office/word/2018/wordml" xmlns:w16du="http://schemas.microsoft.com/office/word/2023/wordml/word16du" xmlns:w16sdtdh="http://schemas.microsoft.com/office/word/2020/wordml/sdtdatahash" xmlns:w16se="http://schemas.microsoft.com/office/word/2015/wordml/symex" xmlns:wpg="http://schemas.microsoft.com/office/word/2010/wordprocessingGroup" xmlns:wpi="http://schemas.microsoft.com/office/word/2010/wordprocessingInk" xmlns:wne="http://schemas.microsoft.com/office/word/2006/wordml" xmlns:wps="http://schemas.microsoft.com/office/word/2010/wordprocessingShape" mc:Ignorable="w14 w15 w16se w16cid w16 w16cex w16sdtdh w16du wp14">
   <w:p>
     <w:pPr>
       <w:pStyle w:val="Header"/>
@@ -2879,7 +2850,7 @@
 </file>
 
 <file path=word/numbering.xml><?xml version="1.0" encoding="utf-8"?>
-<w:numbering xmlns:wpc="http://schemas.microsoft.com/office/word/2010/wordprocessingCanvas" xmlns:cx="http://schemas.microsoft.com/office/drawing/2014/chartex" xmlns:cx1="http://schemas.microsoft.com/office/drawing/2015/9/8/chartex" xmlns:cx2="http://schemas.microsoft.com/office/drawing/2015/10/21/chartex" xmlns:cx3="http://schemas.microsoft.com/office/drawing/2016/5/9/chartex" xmlns:cx4="http://schemas.microsoft.com/office/drawing/2016/5/10/chartex" xmlns:cx5="http://schemas.microsoft.com/office/drawing/2016/5/11/chartex" xmlns:cx6="http://schemas.microsoft.com/office/drawing/2016/5/12/chartex" xmlns:cx7="http://schemas.microsoft.com/office/drawing/2016/5/13/chartex" xmlns:cx8="http://schemas.microsoft.com/office/drawing/2016/5/14/chartex" xmlns:mc="http://schemas.openxmlformats.org/markup-compatibility/2006" xmlns:aink="http://schemas.microsoft.com/office/drawing/2016/ink" xmlns:am3d="http://schemas.microsoft.com/office/drawing/2017/model3d" xmlns:o="urn:schemas-microsoft-com:office:office" xmlns:oel="http://schemas.microsoft.com/office/2019/extlst" xmlns:r="http://schemas.openxmlformats.org/officeDocument/2006/relationships" xmlns:m="http://schemas.openxmlformats.org/officeDocument/2006/math" xmlns:v="urn:schemas-microsoft-com:vml" xmlns:wp14="http://schemas.microsoft.com/office/word/2010/wordprocessingDrawing" xmlns:wp="http://schemas.openxmlformats.org/drawingml/2006/wordprocessingDrawing" xmlns:w10="urn:schemas-microsoft-com:office:word" xmlns:w="http://schemas.openxmlformats.org/wordprocessingml/2006/main" xmlns:w14="http://schemas.microsoft.com/office/word/2010/wordml" xmlns:w15="http://schemas.microsoft.com/office/word/2012/wordml" xmlns:w16cex="http://schemas.microsoft.com/office/word/2018/wordml/cex" xmlns:w16cid="http://schemas.microsoft.com/office/word/2016/wordml/cid" xmlns:w16="http://schemas.microsoft.com/office/word/2018/wordml" xmlns:w16sdtdh="http://schemas.microsoft.com/office/word/2020/wordml/sdtdatahash" xmlns:w16se="http://schemas.microsoft.com/office/word/2015/wordml/symex" xmlns:wpg="http://schemas.microsoft.com/office/word/2010/wordprocessingGroup" xmlns:wpi="http://schemas.microsoft.com/office/word/2010/wordprocessingInk" xmlns:wne="http://schemas.microsoft.com/office/word/2006/wordml" xmlns:wps="http://schemas.microsoft.com/office/word/2010/wordprocessingShape" mc:Ignorable="w14 w15 w16se w16cid w16 w16cex w16sdtdh wp14">
+<w:numbering xmlns:wpc="http://schemas.microsoft.com/office/word/2010/wordprocessingCanvas" xmlns:cx="http://schemas.microsoft.com/office/drawing/2014/chartex" xmlns:cx1="http://schemas.microsoft.com/office/drawing/2015/9/8/chartex" xmlns:cx2="http://schemas.microsoft.com/office/drawing/2015/10/21/chartex" xmlns:cx3="http://schemas.microsoft.com/office/drawing/2016/5/9/chartex" xmlns:cx4="http://schemas.microsoft.com/office/drawing/2016/5/10/chartex" xmlns:cx5="http://schemas.microsoft.com/office/drawing/2016/5/11/chartex" xmlns:cx6="http://schemas.microsoft.com/office/drawing/2016/5/12/chartex" xmlns:cx7="http://schemas.microsoft.com/office/drawing/2016/5/13/chartex" xmlns:cx8="http://schemas.microsoft.com/office/drawing/2016/5/14/chartex" xmlns:mc="http://schemas.openxmlformats.org/markup-compatibility/2006" xmlns:aink="http://schemas.microsoft.com/office/drawing/2016/ink" xmlns:am3d="http://schemas.microsoft.com/office/drawing/2017/model3d" xmlns:o="urn:schemas-microsoft-com:office:office" xmlns:oel="http://schemas.microsoft.com/office/2019/extlst" xmlns:r="http://schemas.openxmlformats.org/officeDocument/2006/relationships" xmlns:m="http://schemas.openxmlformats.org/officeDocument/2006/math" xmlns:v="urn:schemas-microsoft-com:vml" xmlns:wp14="http://schemas.microsoft.com/office/word/2010/wordprocessingDrawing" xmlns:wp="http://schemas.openxmlformats.org/drawingml/2006/wordprocessingDrawing" xmlns:w10="urn:schemas-microsoft-com:office:word" xmlns:w="http://schemas.openxmlformats.org/wordprocessingml/2006/main" xmlns:w14="http://schemas.microsoft.com/office/word/2010/wordml" xmlns:w15="http://schemas.microsoft.com/office/word/2012/wordml" xmlns:w16cex="http://schemas.microsoft.com/office/word/2018/wordml/cex" xmlns:w16cid="http://schemas.microsoft.com/office/word/2016/wordml/cid" xmlns:w16="http://schemas.microsoft.com/office/word/2018/wordml" xmlns:w16du="http://schemas.microsoft.com/office/word/2023/wordml/word16du" xmlns:w16sdtdh="http://schemas.microsoft.com/office/word/2020/wordml/sdtdatahash" xmlns:w16se="http://schemas.microsoft.com/office/word/2015/wordml/symex" xmlns:wpg="http://schemas.microsoft.com/office/word/2010/wordprocessingGroup" xmlns:wpi="http://schemas.microsoft.com/office/word/2010/wordprocessingInk" xmlns:wne="http://schemas.microsoft.com/office/word/2006/wordml" xmlns:wps="http://schemas.microsoft.com/office/word/2010/wordprocessingShape" mc:Ignorable="w14 w15 w16se w16cid w16 w16cex w16sdtdh w16du wp14">
   <w:abstractNum w:abstractNumId="0" w15:restartNumberingAfterBreak="0">
     <w:nsid w:val="FFFFFF7C"/>
     <w:multiLevelType w:val="singleLevel"/>
@@ -3082,7 +3053,7 @@
 </file>
 
 <file path=word/styles.xml><?xml version="1.0" encoding="utf-8"?>
-<w:styles xmlns:mc="http://schemas.openxmlformats.org/markup-compatibility/2006" xmlns:r="http://schemas.openxmlformats.org/officeDocument/2006/relationships" xmlns:w="http://schemas.openxmlformats.org/wordprocessingml/2006/main" xmlns:w14="http://schemas.microsoft.com/office/word/2010/wordml" xmlns:w15="http://schemas.microsoft.com/office/word/2012/wordml" xmlns:w16cex="http://schemas.microsoft.com/office/word/2018/wordml/cex" xmlns:w16cid="http://schemas.microsoft.com/office/word/2016/wordml/cid" xmlns:w16="http://schemas.microsoft.com/office/word/2018/wordml" xmlns:w16sdtdh="http://schemas.microsoft.com/office/word/2020/wordml/sdtdatahash" xmlns:w16se="http://schemas.microsoft.com/office/word/2015/wordml/symex" mc:Ignorable="w14 w15 w16se w16cid w16 w16cex w16sdtdh">
+<w:styles xmlns:mc="http://schemas.openxmlformats.org/markup-compatibility/2006" xmlns:r="http://schemas.openxmlformats.org/officeDocument/2006/relationships" xmlns:w="http://schemas.openxmlformats.org/wordprocessingml/2006/main" xmlns:w14="http://schemas.microsoft.com/office/word/2010/wordml" xmlns:w15="http://schemas.microsoft.com/office/word/2012/wordml" xmlns:w16cex="http://schemas.microsoft.com/office/word/2018/wordml/cex" xmlns:w16cid="http://schemas.microsoft.com/office/word/2016/wordml/cid" xmlns:w16="http://schemas.microsoft.com/office/word/2018/wordml" xmlns:w16du="http://schemas.microsoft.com/office/word/2023/wordml/word16du" xmlns:w16sdtdh="http://schemas.microsoft.com/office/word/2020/wordml/sdtdatahash" xmlns:w16se="http://schemas.microsoft.com/office/word/2015/wordml/symex" mc:Ignorable="w14 w15 w16se w16cid w16 w16cex w16sdtdh w16du">
   <w:docDefaults>
     <w:rPrDefault>
       <w:rPr>
